--- a/docs/review/packs/chapter-3.2.docx
+++ b/docs/review/packs/chapter-3.2.docx
@@ -285,7 +285,7 @@
           </w:tcPr>
           <w:p>
             <w:r>
-              <w:t>56</w:t>
+              <w:t>69</w:t>
             </w:r>
           </w:p>
         </w:tc>
@@ -5735,7 +5735,7 @@
           </w:tcPr>
           <w:p>
             <w:r>
-              <w:t>Expect a test to load more than one degree of freedom, and read a combination of findings rather than one.</w:t>
+              <w:t>State the flexion angle whenever a laxity figure is recorded, because the same knee gives different answers at different angles.</w:t>
             </w:r>
           </w:p>
         </w:tc>
@@ -5791,7 +5791,7 @@
           </w:tcPr>
           <w:p>
             <w:r>
-              <w:t>frcs</w:t>
+              <w:t>mrcs</w:t>
             </w:r>
           </w:p>
         </w:tc>
@@ -5801,7 +5801,7 @@
           </w:tcPr>
           <w:p>
             <w:r>
-              <w:t>Treat the six as a set whose members trade against each other.</w:t>
+              <w:t>Compare with the other side rather than with a published range, since individual variation exceeds most injury effects in the smaller degrees of freedom.</w:t>
             </w:r>
           </w:p>
         </w:tc>
@@ -5857,7 +5857,7 @@
           </w:tcPr>
           <w:p>
             <w:r>
-              <w:t>frcs</w:t>
+              <w:t>mrcs</w:t>
             </w:r>
           </w:p>
         </w:tc>
@@ -5867,7 +5867,7 @@
           </w:tcPr>
           <w:p>
             <w:r>
-              <w:t>Assess rotation as well as translation before accepting that a knee is stable, since the instrument exists for one and not the other.</w:t>
+              <w:t>Expect a test to load more than one degree of freedom, and read a combination of findings rather than one.</w:t>
             </w:r>
           </w:p>
         </w:tc>
@@ -5933,7 +5933,7 @@
           </w:tcPr>
           <w:p>
             <w:r>
-              <w:t>Consider what a construct constrains beyond its target, because the trade is real and is reported by patients as stiffness rather than as over-constraint.</w:t>
+              <w:t>Treat the six as a set whose members trade against each other.</w:t>
             </w:r>
           </w:p>
         </w:tc>
@@ -5999,7 +5999,7 @@
           </w:tcPr>
           <w:p>
             <w:r>
-              <w:t>Avoid describing a knee as stable on the basis of the degree of freedom that happens to have an instrument.</w:t>
+              <w:t>Assess rotation as well as translation before accepting that a knee is stable, since the instrument exists for one and not the other.</w:t>
             </w:r>
           </w:p>
         </w:tc>
@@ -6035,7 +6035,7 @@
           </w:tcPr>
           <w:p>
             <w:r>
-              <w:t>3.2.2-P1</w:t>
+              <w:t>3.2.1-P6</w:t>
             </w:r>
           </w:p>
         </w:tc>
@@ -6045,7 +6045,7 @@
           </w:tcPr>
           <w:p>
             <w:r>
-              <w:t>3.2.2</w:t>
+              <w:t>3.2.1</w:t>
             </w:r>
           </w:p>
         </w:tc>
@@ -6055,7 +6055,7 @@
           </w:tcPr>
           <w:p>
             <w:r>
-              <w:t>mrcs</w:t>
+              <w:t>frcs</w:t>
             </w:r>
           </w:p>
         </w:tc>
@@ -6065,7 +6065,7 @@
           </w:tcPr>
           <w:p>
             <w:r>
-              <w:t>Expect effusion to limit flexion early, and reassess range once it has settled rather than recording a limited range as fixed.</w:t>
+              <w:t>Consider what a construct constrains beyond its target, because the trade is real and is reported by patients as stiffness rather than as over-constraint.</w:t>
             </w:r>
           </w:p>
         </w:tc>
@@ -6101,7 +6101,7 @@
           </w:tcPr>
           <w:p>
             <w:r>
-              <w:t>3.2.2-P2</w:t>
+              <w:t>3.2.1-P7</w:t>
             </w:r>
           </w:p>
         </w:tc>
@@ -6111,7 +6111,7 @@
           </w:tcPr>
           <w:p>
             <w:r>
-              <w:t>3.2.2</w:t>
+              <w:t>3.2.1</w:t>
             </w:r>
           </w:p>
         </w:tc>
@@ -6131,7 +6131,7 @@
           </w:tcPr>
           <w:p>
             <w:r>
-              <w:t>Treat the flexion arc as the product of surface geometry and ligament length, and note that surgery can alter either independently.</w:t>
+              <w:t>Avoid describing a knee as stable on the basis of the degree of freedom that happens to have an instrument.</w:t>
             </w:r>
           </w:p>
         </w:tc>
@@ -6167,7 +6167,7 @@
           </w:tcPr>
           <w:p>
             <w:r>
-              <w:t>3.2.2-P3</w:t>
+              <w:t>3.2.2-P1</w:t>
             </w:r>
           </w:p>
         </w:tc>
@@ -6187,7 +6187,7 @@
           </w:tcPr>
           <w:p>
             <w:r>
-              <w:t>frcs</w:t>
+              <w:t>mrcs</w:t>
             </w:r>
           </w:p>
         </w:tc>
@@ -6197,7 +6197,7 @@
           </w:tcPr>
           <w:p>
             <w:r>
-              <w:t>Measure extension deliberately rather than as part of a sweep, since small deficits are both the hardest to measure and the most disabling.</w:t>
+              <w:t>Expect effusion to limit flexion early, and reassess range once it has settled rather than recording a limited range as fixed.</w:t>
             </w:r>
           </w:p>
         </w:tc>
@@ -6233,7 +6233,7 @@
           </w:tcPr>
           <w:p>
             <w:r>
-              <w:t>3.2.2-P4</w:t>
+              <w:t>3.2.2-P2</w:t>
             </w:r>
           </w:p>
         </w:tc>
@@ -6263,7 +6263,7 @@
           </w:tcPr>
           <w:p>
             <w:r>
-              <w:t>Consider slope and offset when a knee does not achieve its expected arc after surgery.</w:t>
+              <w:t>Treat the flexion arc as the product of surface geometry and ligament length, and note that surgery can alter either independently.</w:t>
             </w:r>
           </w:p>
         </w:tc>
@@ -6299,7 +6299,7 @@
           </w:tcPr>
           <w:p>
             <w:r>
-              <w:t>3.2.2-P5</w:t>
+              <w:t>3.2.2-P3</w:t>
             </w:r>
           </w:p>
         </w:tc>
@@ -6329,7 +6329,7 @@
           </w:tcPr>
           <w:p>
             <w:r>
-              <w:t>Avoid quoting a design's published flexion as a patient's expected flexion.</w:t>
+              <w:t>Measure extension deliberately rather than as part of a sweep, since small deficits are both the hardest to measure and the most disabling.</w:t>
             </w:r>
           </w:p>
         </w:tc>
@@ -6365,7 +6365,7 @@
           </w:tcPr>
           <w:p>
             <w:r>
-              <w:t>3.2.3-P1</w:t>
+              <w:t>3.2.2-P4</w:t>
             </w:r>
           </w:p>
         </w:tc>
@@ -6375,7 +6375,7 @@
           </w:tcPr>
           <w:p>
             <w:r>
-              <w:t>3.2.3</w:t>
+              <w:t>3.2.2</w:t>
             </w:r>
           </w:p>
         </w:tc>
@@ -6385,7 +6385,7 @@
           </w:tcPr>
           <w:p>
             <w:r>
-              <w:t>mrcs</w:t>
+              <w:t>frcs</w:t>
             </w:r>
           </w:p>
         </w:tc>
@@ -6395,7 +6395,7 @@
           </w:tcPr>
           <w:p>
             <w:r>
-              <w:t>Expect a combined anterior cruciate and anterolateral injury to produce more rotation than either alone.</w:t>
+              <w:t>Consider slope and offset when a knee does not achieve its expected arc after surgery.</w:t>
             </w:r>
           </w:p>
         </w:tc>
@@ -6431,7 +6431,7 @@
           </w:tcPr>
           <w:p>
             <w:r>
-              <w:t>3.2.3-P2</w:t>
+              <w:t>3.2.2-P5</w:t>
             </w:r>
           </w:p>
         </w:tc>
@@ -6441,7 +6441,7 @@
           </w:tcPr>
           <w:p>
             <w:r>
-              <w:t>3.2.3</w:t>
+              <w:t>3.2.2</w:t>
             </w:r>
           </w:p>
         </w:tc>
@@ -6461,7 +6461,7 @@
           </w:tcPr>
           <w:p>
             <w:r>
-              <w:t>Treat internal rotation as the degree of freedom that exposes the limits of current practice: it is the motion patients complain about, the one surgery most often fails to restore, and the one with no number.</w:t>
+              <w:t>Avoid quoting a design's published flexion as a patient's expected flexion.</w:t>
             </w:r>
           </w:p>
         </w:tc>
@@ -6497,7 +6497,7 @@
           </w:tcPr>
           <w:p>
             <w:r>
-              <w:t>3.2.3-P3</w:t>
+              <w:t>3.2.3-P1</w:t>
             </w:r>
           </w:p>
         </w:tc>
@@ -6517,7 +6517,7 @@
           </w:tcPr>
           <w:p>
             <w:r>
-              <w:t>frcs</w:t>
+              <w:t>mrcs</w:t>
             </w:r>
           </w:p>
         </w:tc>
@@ -6527,7 +6527,7 @@
           </w:tcPr>
           <w:p>
             <w:r>
-              <w:t>Consider an anterolateral procedure where rotational laxity is high, and understand it as restoring a distributed restraint rather than replacing a structure.</w:t>
+              <w:t>Grade the pivot shift and record the grade, because it is the only routine measure of this motion.</w:t>
             </w:r>
           </w:p>
         </w:tc>
@@ -6563,7 +6563,7 @@
           </w:tcPr>
           <w:p>
             <w:r>
-              <w:t>3.2.3-P4</w:t>
+              <w:t>3.2.3-P2</w:t>
             </w:r>
           </w:p>
         </w:tc>
@@ -6583,7 +6583,7 @@
           </w:tcPr>
           <w:p>
             <w:r>
-              <w:t>frcs</w:t>
+              <w:t>mrcs</w:t>
             </w:r>
           </w:p>
         </w:tc>
@@ -6593,7 +6593,7 @@
           </w:tcPr>
           <w:p>
             <w:r>
-              <w:t>Avoid reading a normal arthrometer reading as a stable knee.</w:t>
+              <w:t>Expect a combined anterior cruciate and anterolateral injury to produce more rotation than either alone.</w:t>
             </w:r>
           </w:p>
         </w:tc>
@@ -6629,7 +6629,7 @@
           </w:tcPr>
           <w:p>
             <w:r>
-              <w:t>3.2.4-P1</w:t>
+              <w:t>3.2.3-P3</w:t>
             </w:r>
           </w:p>
         </w:tc>
@@ -6639,7 +6639,7 @@
           </w:tcPr>
           <w:p>
             <w:r>
-              <w:t>3.2.4</w:t>
+              <w:t>3.2.3</w:t>
             </w:r>
           </w:p>
         </w:tc>
@@ -6649,7 +6649,7 @@
           </w:tcPr>
           <w:p>
             <w:r>
-              <w:t>mrcs</w:t>
+              <w:t>frcs</w:t>
             </w:r>
           </w:p>
         </w:tc>
@@ -6659,7 +6659,7 @@
           </w:tcPr>
           <w:p>
             <w:r>
-              <w:t>Examine the posterior cruciate in any knee with increased external rotation at 90 degrees.</w:t>
+              <w:t>Treat internal rotation as the degree of freedom that exposes the limits of current practice: it is the motion patients complain about, the one surgery most often fails to restore, and the one with no number.</w:t>
             </w:r>
           </w:p>
         </w:tc>
@@ -6695,7 +6695,7 @@
           </w:tcPr>
           <w:p>
             <w:r>
-              <w:t>3.2.4-P2</w:t>
+              <w:t>3.2.3-P4</w:t>
             </w:r>
           </w:p>
         </w:tc>
@@ -6705,7 +6705,7 @@
           </w:tcPr>
           <w:p>
             <w:r>
-              <w:t>3.2.4</w:t>
+              <w:t>3.2.3</w:t>
             </w:r>
           </w:p>
         </w:tc>
@@ -6725,7 +6725,7 @@
           </w:tcPr>
           <w:p>
             <w:r>
-              <w:t>Treat increased external rotation as a localising sign rather than a severity measure.</w:t>
+              <w:t>Grade and document rotation at every assessment, since the absence of an instrument makes the serial record the only comparison available.</w:t>
             </w:r>
           </w:p>
         </w:tc>
@@ -6761,7 +6761,7 @@
           </w:tcPr>
           <w:p>
             <w:r>
-              <w:t>3.2.4-P3</w:t>
+              <w:t>3.2.3-P5</w:t>
             </w:r>
           </w:p>
         </w:tc>
@@ -6771,7 +6771,7 @@
           </w:tcPr>
           <w:p>
             <w:r>
-              <w:t>3.2.4</w:t>
+              <w:t>3.2.3</w:t>
             </w:r>
           </w:p>
         </w:tc>
@@ -6791,7 +6791,7 @@
           </w:tcPr>
           <w:p>
             <w:r>
-              <w:t>Assess alignment in any knee with a posterolateral finding, before planning a soft tissue procedure.</w:t>
+              <w:t>Consider an anterolateral procedure where rotational laxity is high, and understand it as restoring a distributed restraint rather than replacing a structure.</w:t>
             </w:r>
           </w:p>
         </w:tc>
@@ -6827,7 +6827,7 @@
           </w:tcPr>
           <w:p>
             <w:r>
-              <w:t>3.2.4-P4</w:t>
+              <w:t>3.2.3-P6</w:t>
             </w:r>
           </w:p>
         </w:tc>
@@ -6837,7 +6837,7 @@
           </w:tcPr>
           <w:p>
             <w:r>
-              <w:t>3.2.4</w:t>
+              <w:t>3.2.3</w:t>
             </w:r>
           </w:p>
         </w:tc>
@@ -6857,7 +6857,7 @@
           </w:tcPr>
           <w:p>
             <w:r>
-              <w:t>Avoid treating the 10 degree threshold as a boundary rather than a convention.</w:t>
+              <w:t>Set expectations in terms of rotation rather than translation, because that is what patients describe.</w:t>
             </w:r>
           </w:p>
         </w:tc>
@@ -6893,7 +6893,7 @@
           </w:tcPr>
           <w:p>
             <w:r>
-              <w:t>3.2.5-P1</w:t>
+              <w:t>3.2.3-P7</w:t>
             </w:r>
           </w:p>
         </w:tc>
@@ -6903,7 +6903,7 @@
           </w:tcPr>
           <w:p>
             <w:r>
-              <w:t>3.2.5</w:t>
+              <w:t>3.2.3</w:t>
             </w:r>
           </w:p>
         </w:tc>
@@ -6913,7 +6913,7 @@
           </w:tcPr>
           <w:p>
             <w:r>
-              <w:t>mrcs</w:t>
+              <w:t>frcs</w:t>
             </w:r>
           </w:p>
         </w:tc>
@@ -6923,7 +6923,7 @@
           </w:tcPr>
           <w:p>
             <w:r>
-              <w:t>Measure alignment on a long leg film in any knee with coronal laxity, because the two together decide the treatment.</w:t>
+              <w:t>Avoid reading a normal arthrometer reading as a stable knee.</w:t>
             </w:r>
           </w:p>
         </w:tc>
@@ -6959,7 +6959,7 @@
           </w:tcPr>
           <w:p>
             <w:r>
-              <w:t>3.2.5-P2</w:t>
+              <w:t>3.2.4-P1</w:t>
             </w:r>
           </w:p>
         </w:tc>
@@ -6969,7 +6969,7 @@
           </w:tcPr>
           <w:p>
             <w:r>
-              <w:t>3.2.5</w:t>
+              <w:t>3.2.4</w:t>
             </w:r>
           </w:p>
         </w:tc>
@@ -6989,7 +6989,7 @@
           </w:tcPr>
           <w:p>
             <w:r>
-              <w:t>Expect laxity and alignment to drive each other, which is the argument for correcting alignment alongside any lateral reconstruction.</w:t>
+              <w:t>Examine the posterior cruciate in any knee with increased external rotation at 90 degrees.</w:t>
             </w:r>
           </w:p>
         </w:tc>
@@ -7025,7 +7025,7 @@
           </w:tcPr>
           <w:p>
             <w:r>
-              <w:t>3.2.5-P3</w:t>
+              <w:t>3.2.4-P2</w:t>
             </w:r>
           </w:p>
         </w:tc>
@@ -7035,7 +7035,7 @@
           </w:tcPr>
           <w:p>
             <w:r>
-              <w:t>3.2.5</w:t>
+              <w:t>3.2.4</w:t>
             </w:r>
           </w:p>
         </w:tc>
@@ -7045,7 +7045,7 @@
           </w:tcPr>
           <w:p>
             <w:r>
-              <w:t>frcs</w:t>
+              <w:t>mrcs</w:t>
             </w:r>
           </w:p>
         </w:tc>
@@ -7055,7 +7055,7 @@
           </w:tcPr>
           <w:p>
             <w:r>
-              <w:t>Treat varus as a system rather than a sign.</w:t>
+              <w:t>Compare sides rather than using an absolute threshold, since baseline rotation varies between people.</w:t>
             </w:r>
           </w:p>
         </w:tc>
@@ -7091,7 +7091,7 @@
           </w:tcPr>
           <w:p>
             <w:r>
-              <w:t>3.2.5-P4</w:t>
+              <w:t>3.2.4-P3</w:t>
             </w:r>
           </w:p>
         </w:tc>
@@ -7101,7 +7101,7 @@
           </w:tcPr>
           <w:p>
             <w:r>
-              <w:t>3.2.5</w:t>
+              <w:t>3.2.4</w:t>
             </w:r>
           </w:p>
         </w:tc>
@@ -7121,7 +7121,7 @@
           </w:tcPr>
           <w:p>
             <w:r>
-              <w:t>Measure on weight bearing films, since a supine measurement describes an unloaded knee.</w:t>
+              <w:t>Treat increased external rotation as a localising sign rather than a severity measure.</w:t>
             </w:r>
           </w:p>
         </w:tc>
@@ -7157,7 +7157,7 @@
           </w:tcPr>
           <w:p>
             <w:r>
-              <w:t>3.2.5-P5</w:t>
+              <w:t>3.2.4-P4</w:t>
             </w:r>
           </w:p>
         </w:tc>
@@ -7167,7 +7167,7 @@
           </w:tcPr>
           <w:p>
             <w:r>
-              <w:t>3.2.5</w:t>
+              <w:t>3.2.4</w:t>
             </w:r>
           </w:p>
         </w:tc>
@@ -7187,7 +7187,7 @@
           </w:tcPr>
           <w:p>
             <w:r>
-              <w:t>Avoid reconstructing laxity in a limb whose alignment caused it.</w:t>
+              <w:t>Assess alignment in any knee with a posterolateral finding, before planning a soft tissue procedure.</w:t>
             </w:r>
           </w:p>
         </w:tc>
@@ -7223,7 +7223,7 @@
           </w:tcPr>
           <w:p>
             <w:r>
-              <w:t>3.2.6-P1</w:t>
+              <w:t>3.2.4-P5</w:t>
             </w:r>
           </w:p>
         </w:tc>
@@ -7233,7 +7233,7 @@
           </w:tcPr>
           <w:p>
             <w:r>
-              <w:t>3.2.6</w:t>
+              <w:t>3.2.4</w:t>
             </w:r>
           </w:p>
         </w:tc>
@@ -7243,7 +7243,7 @@
           </w:tcPr>
           <w:p>
             <w:r>
-              <w:t>mrcs</w:t>
+              <w:t>frcs</w:t>
             </w:r>
           </w:p>
         </w:tc>
@@ -7253,7 +7253,7 @@
           </w:tcPr>
           <w:p>
             <w:r>
-              <w:t>Examine the anterior cruciate in any complete medial injury.</w:t>
+              <w:t>Read continuity on imaging as insufficient to exclude a corner injury, since tissue heals long.</w:t>
             </w:r>
           </w:p>
         </w:tc>
@@ -7289,7 +7289,7 @@
           </w:tcPr>
           <w:p>
             <w:r>
-              <w:t>3.2.6-P2</w:t>
+              <w:t>3.2.4-P6</w:t>
             </w:r>
           </w:p>
         </w:tc>
@@ -7299,7 +7299,7 @@
           </w:tcPr>
           <w:p>
             <w:r>
-              <w:t>3.2.6</w:t>
+              <w:t>3.2.4</w:t>
             </w:r>
           </w:p>
         </w:tc>
@@ -7309,7 +7309,7 @@
           </w:tcPr>
           <w:p>
             <w:r>
-              <w:t>mrcs</w:t>
+              <w:t>frcs</w:t>
             </w:r>
           </w:p>
         </w:tc>
@@ -7319,7 +7319,7 @@
           </w:tcPr>
           <w:p>
             <w:r>
-              <w:t>Treat bracing as a mechanical intervention aimed at healing position, and explain it that way.</w:t>
+              <w:t>Avoid treating the 10 degree threshold as a boundary rather than a convention.</w:t>
             </w:r>
           </w:p>
         </w:tc>
@@ -7355,7 +7355,7 @@
           </w:tcPr>
           <w:p>
             <w:r>
-              <w:t>3.2.6-P3</w:t>
+              <w:t>3.2.5-P1</w:t>
             </w:r>
           </w:p>
         </w:tc>
@@ -7365,7 +7365,7 @@
           </w:tcPr>
           <w:p>
             <w:r>
-              <w:t>3.2.6</w:t>
+              <w:t>3.2.5</w:t>
             </w:r>
           </w:p>
         </w:tc>
@@ -7375,7 +7375,7 @@
           </w:tcPr>
           <w:p>
             <w:r>
-              <w:t>frcs</w:t>
+              <w:t>mrcs</w:t>
             </w:r>
           </w:p>
         </w:tc>
@@ -7385,7 +7385,7 @@
           </w:tcPr>
           <w:p>
             <w:r>
-              <w:t>Treat medial laxity as a question about length rather than continuity.</w:t>
+              <w:t>Measure alignment on a long leg film in any knee with coronal laxity, because the two together decide the treatment.</w:t>
             </w:r>
           </w:p>
         </w:tc>
@@ -7421,7 +7421,7 @@
           </w:tcPr>
           <w:p>
             <w:r>
-              <w:t>3.2.6-P4</w:t>
+              <w:t>3.2.5-P2</w:t>
             </w:r>
           </w:p>
         </w:tc>
@@ -7431,7 +7431,7 @@
           </w:tcPr>
           <w:p>
             <w:r>
-              <w:t>3.2.6</w:t>
+              <w:t>3.2.5</w:t>
             </w:r>
           </w:p>
         </w:tc>
@@ -7441,7 +7441,7 @@
           </w:tcPr>
           <w:p>
             <w:r>
-              <w:t>frcs</w:t>
+              <w:t>mrcs</w:t>
             </w:r>
           </w:p>
         </w:tc>
@@ -7451,7 +7451,7 @@
           </w:tcPr>
           <w:p>
             <w:r>
-              <w:t>Assess alignment before reconstructing chronic medial laxity, since a valgus limb protects a medial reconstruction and a varus one does not.</w:t>
+              <w:t>Expect laxity and alignment to drive each other, which is the argument for correcting alignment alongside any lateral reconstruction.</w:t>
             </w:r>
           </w:p>
         </w:tc>
@@ -7487,7 +7487,7 @@
           </w:tcPr>
           <w:p>
             <w:r>
-              <w:t>3.2.6-P5</w:t>
+              <w:t>3.2.5-P3</w:t>
             </w:r>
           </w:p>
         </w:tc>
@@ -7497,7 +7497,7 @@
           </w:tcPr>
           <w:p>
             <w:r>
-              <w:t>3.2.6</w:t>
+              <w:t>3.2.5</w:t>
             </w:r>
           </w:p>
         </w:tc>
@@ -7517,7 +7517,7 @@
           </w:tcPr>
           <w:p>
             <w:r>
-              <w:t>Consider shortening rather than only reattaching in a chronic injury, because the problem is length.</w:t>
+              <w:t>Treat varus as a system rather than a sign.</w:t>
             </w:r>
           </w:p>
         </w:tc>
@@ -7553,7 +7553,7 @@
           </w:tcPr>
           <w:p>
             <w:r>
-              <w:t>3.2.6-P6</w:t>
+              <w:t>3.2.5-P4</w:t>
             </w:r>
           </w:p>
         </w:tc>
@@ -7563,7 +7563,7 @@
           </w:tcPr>
           <w:p>
             <w:r>
-              <w:t>3.2.6</w:t>
+              <w:t>3.2.5</w:t>
             </w:r>
           </w:p>
         </w:tc>
@@ -7583,7 +7583,7 @@
           </w:tcPr>
           <w:p>
             <w:r>
-              <w:t>Avoid reading continuity on imaging as competence.</w:t>
+              <w:t>Correct alignment before or with a lateral reconstruction in a varus limb, and say so in the plan rather than treating it as optional.</w:t>
             </w:r>
           </w:p>
         </w:tc>
@@ -7619,7 +7619,7 @@
           </w:tcPr>
           <w:p>
             <w:r>
-              <w:t>3.2.7-P1</w:t>
+              <w:t>3.2.5-P5</w:t>
             </w:r>
           </w:p>
         </w:tc>
@@ -7629,7 +7629,7 @@
           </w:tcPr>
           <w:p>
             <w:r>
-              <w:t>3.2.7</w:t>
+              <w:t>3.2.5</w:t>
             </w:r>
           </w:p>
         </w:tc>
@@ -7639,7 +7639,7 @@
           </w:tcPr>
           <w:p>
             <w:r>
-              <w:t>mrcs</w:t>
+              <w:t>frcs</w:t>
             </w:r>
           </w:p>
         </w:tc>
@@ -7649,7 +7649,7 @@
           </w:tcPr>
           <w:p>
             <w:r>
-              <w:t>Examine the menisci in a chronic cruciate deficient knee, because the secondary restraint is under load and fails over time.</w:t>
+              <w:t>Measure on weight bearing films, since a supine measurement describes an unloaded knee.</w:t>
             </w:r>
           </w:p>
         </w:tc>
@@ -7685,7 +7685,7 @@
           </w:tcPr>
           <w:p>
             <w:r>
-              <w:t>3.2.7-P2</w:t>
+              <w:t>3.2.5-P6</w:t>
             </w:r>
           </w:p>
         </w:tc>
@@ -7695,7 +7695,7 @@
           </w:tcPr>
           <w:p>
             <w:r>
-              <w:t>3.2.7</w:t>
+              <w:t>3.2.5</w:t>
             </w:r>
           </w:p>
         </w:tc>
@@ -7705,7 +7705,7 @@
           </w:tcPr>
           <w:p>
             <w:r>
-              <w:t>mrcs</w:t>
+              <w:t>frcs</w:t>
             </w:r>
           </w:p>
         </w:tc>
@@ -7715,7 +7715,7 @@
           </w:tcPr>
           <w:p>
             <w:r>
-              <w:t>Measure side to side rather than absolute, since baseline laxity varies widely.</w:t>
+              <w:t>Avoid reconstructing laxity in a limb whose alignment caused it.</w:t>
             </w:r>
           </w:p>
         </w:tc>
@@ -7751,7 +7751,7 @@
           </w:tcPr>
           <w:p>
             <w:r>
-              <w:t>3.2.7-P3</w:t>
+              <w:t>3.2.6-P1</w:t>
             </w:r>
           </w:p>
         </w:tc>
@@ -7761,7 +7761,7 @@
           </w:tcPr>
           <w:p>
             <w:r>
-              <w:t>3.2.7</w:t>
+              <w:t>3.2.6</w:t>
             </w:r>
           </w:p>
         </w:tc>
@@ -7781,7 +7781,7 @@
           </w:tcPr>
           <w:p>
             <w:r>
-              <w:t>Avoid concluding that a knee is stable from a normal arthrometer reading alone.</w:t>
+              <w:t>Examine the anterior cruciate in any complete medial injury.</w:t>
             </w:r>
           </w:p>
         </w:tc>
@@ -7817,7 +7817,7 @@
           </w:tcPr>
           <w:p>
             <w:r>
-              <w:t>3.2.7-P4</w:t>
+              <w:t>3.2.6-P2</w:t>
             </w:r>
           </w:p>
         </w:tc>
@@ -7827,7 +7827,7 @@
           </w:tcPr>
           <w:p>
             <w:r>
-              <w:t>3.2.7</w:t>
+              <w:t>3.2.6</w:t>
             </w:r>
           </w:p>
         </w:tc>
@@ -7837,7 +7837,7 @@
           </w:tcPr>
           <w:p>
             <w:r>
-              <w:t>frcs</w:t>
+              <w:t>mrcs</w:t>
             </w:r>
           </w:p>
         </w:tc>
@@ -7847,7 +7847,7 @@
           </w:tcPr>
           <w:p>
             <w:r>
-              <w:t>Treat anterior translation as a partial description of anterior instability.</w:t>
+              <w:t>Treat bracing as a mechanical intervention aimed at healing position, and explain it that way.</w:t>
             </w:r>
           </w:p>
         </w:tc>
@@ -7883,7 +7883,7 @@
           </w:tcPr>
           <w:p>
             <w:r>
-              <w:t>3.2.7-P5</w:t>
+              <w:t>3.2.6-P3</w:t>
             </w:r>
           </w:p>
         </w:tc>
@@ -7893,7 +7893,7 @@
           </w:tcPr>
           <w:p>
             <w:r>
-              <w:t>3.2.7</w:t>
+              <w:t>3.2.6</w:t>
             </w:r>
           </w:p>
         </w:tc>
@@ -7913,7 +7913,7 @@
           </w:tcPr>
           <w:p>
             <w:r>
-              <w:t>Assess rotation alongside translation before judging a reconstruction, since only one of the two has an instrument.</w:t>
+              <w:t>Treat medial laxity as a question about length rather than continuity.</w:t>
             </w:r>
           </w:p>
         </w:tc>
@@ -7949,7 +7949,7 @@
           </w:tcPr>
           <w:p>
             <w:r>
-              <w:t>3.2.7-P6</w:t>
+              <w:t>3.2.6-P4</w:t>
             </w:r>
           </w:p>
         </w:tc>
@@ -7959,7 +7959,7 @@
           </w:tcPr>
           <w:p>
             <w:r>
-              <w:t>3.2.7</w:t>
+              <w:t>3.2.6</w:t>
             </w:r>
           </w:p>
         </w:tc>
@@ -7979,7 +7979,7 @@
           </w:tcPr>
           <w:p>
             <w:r>
-              <w:t>Measure slope in a revision, because it is a modifiable bony cause of a repeated ligamentous failure.</w:t>
+              <w:t>Delay the decision in an isolated medial injury where the anatomy says healing is likely, and re-examine rather than operating on the first finding.</w:t>
             </w:r>
           </w:p>
         </w:tc>
@@ -8015,7 +8015,7 @@
           </w:tcPr>
           <w:p>
             <w:r>
-              <w:t>3.2.7-P7</w:t>
+              <w:t>3.2.6-P5</w:t>
             </w:r>
           </w:p>
         </w:tc>
@@ -8025,7 +8025,7 @@
           </w:tcPr>
           <w:p>
             <w:r>
-              <w:t>3.2.7</w:t>
+              <w:t>3.2.6</w:t>
             </w:r>
           </w:p>
         </w:tc>
@@ -8045,7 +8045,7 @@
           </w:tcPr>
           <w:p>
             <w:r>
-              <w:t>Preserve meniscal tissue in a cruciate deficient knee, since the secondary restraint protects the primary one and the graft that replaces it.</w:t>
+              <w:t>Assess alignment before reconstructing chronic medial laxity, since a valgus limb protects a medial reconstruction and a varus one does not.</w:t>
             </w:r>
           </w:p>
         </w:tc>
@@ -8081,7 +8081,7 @@
           </w:tcPr>
           <w:p>
             <w:r>
-              <w:t>3.2.7-P8</w:t>
+              <w:t>3.2.6-P6</w:t>
             </w:r>
           </w:p>
         </w:tc>
@@ -8091,7 +8091,7 @@
           </w:tcPr>
           <w:p>
             <w:r>
-              <w:t>3.2.7</w:t>
+              <w:t>3.2.6</w:t>
             </w:r>
           </w:p>
         </w:tc>
@@ -8111,7 +8111,7 @@
           </w:tcPr>
           <w:p>
             <w:r>
-              <w:t>Avoid treating a measured translation as the outcome of interest when the patient's complaint is rotational.</w:t>
+              <w:t>Consider shortening rather than only reattaching in a chronic injury, because the problem is length.</w:t>
             </w:r>
           </w:p>
         </w:tc>
@@ -8147,7 +8147,7 @@
           </w:tcPr>
           <w:p>
             <w:r>
-              <w:t>3.2.8-P1</w:t>
+              <w:t>3.2.6-P7</w:t>
             </w:r>
           </w:p>
         </w:tc>
@@ -8157,7 +8157,7 @@
           </w:tcPr>
           <w:p>
             <w:r>
-              <w:t>3.2.8</w:t>
+              <w:t>3.2.6</w:t>
             </w:r>
           </w:p>
         </w:tc>
@@ -8167,7 +8167,7 @@
           </w:tcPr>
           <w:p>
             <w:r>
-              <w:t>mrcs</w:t>
+              <w:t>frcs</w:t>
             </w:r>
           </w:p>
         </w:tc>
@@ -8177,7 +8177,7 @@
           </w:tcPr>
           <w:p>
             <w:r>
-              <w:t>Examine the posterolateral corner in every posterior cruciate injury, since the combination changes the treatment.</w:t>
+              <w:t>Avoid reading continuity on imaging as competence.</w:t>
             </w:r>
           </w:p>
         </w:tc>
@@ -8213,7 +8213,7 @@
           </w:tcPr>
           <w:p>
             <w:r>
-              <w:t>3.2.8-P2</w:t>
+              <w:t>3.2.7-P1</w:t>
             </w:r>
           </w:p>
         </w:tc>
@@ -8223,7 +8223,7 @@
           </w:tcPr>
           <w:p>
             <w:r>
-              <w:t>3.2.8</w:t>
+              <w:t>3.2.7</w:t>
             </w:r>
           </w:p>
         </w:tc>
@@ -8243,7 +8243,7 @@
           </w:tcPr>
           <w:p>
             <w:r>
-              <w:t>Expect downhill and stair symptoms rather than rotational giving way.</w:t>
+              <w:t>Examine the menisci in a chronic cruciate deficient knee, because the secondary restraint is under load and fails over time.</w:t>
             </w:r>
           </w:p>
         </w:tc>
@@ -8279,7 +8279,7 @@
           </w:tcPr>
           <w:p>
             <w:r>
-              <w:t>3.2.8-P3</w:t>
+              <w:t>3.2.7-P2</w:t>
             </w:r>
           </w:p>
         </w:tc>
@@ -8289,7 +8289,7 @@
           </w:tcPr>
           <w:p>
             <w:r>
-              <w:t>3.2.8</w:t>
+              <w:t>3.2.7</w:t>
             </w:r>
           </w:p>
         </w:tc>
@@ -8299,7 +8299,7 @@
           </w:tcPr>
           <w:p>
             <w:r>
-              <w:t>frcs</w:t>
+              <w:t>mrcs</w:t>
             </w:r>
           </w:p>
         </w:tc>
@@ -8309,7 +8309,7 @@
           </w:tcPr>
           <w:p>
             <w:r>
-              <w:t>Treat the posterior cruciate as the restraint and the corner as the modifier.</w:t>
+              <w:t>Measure side to side rather than absolute, since baseline laxity varies widely.</w:t>
             </w:r>
           </w:p>
         </w:tc>
@@ -8345,7 +8345,7 @@
           </w:tcPr>
           <w:p>
             <w:r>
-              <w:t>3.2.8-P4</w:t>
+              <w:t>3.2.7-P3</w:t>
             </w:r>
           </w:p>
         </w:tc>
@@ -8355,7 +8355,7 @@
           </w:tcPr>
           <w:p>
             <w:r>
-              <w:t>3.2.8</w:t>
+              <w:t>3.2.7</w:t>
             </w:r>
           </w:p>
         </w:tc>
@@ -8365,7 +8365,7 @@
           </w:tcPr>
           <w:p>
             <w:r>
-              <w:t>frcs</w:t>
+              <w:t>mrcs</w:t>
             </w:r>
           </w:p>
         </w:tc>
@@ -8375,7 +8375,7 @@
           </w:tcPr>
           <w:p>
             <w:r>
-              <w:t>Measure with stress radiography where the grade decides the treatment, rather than relying on a clinical estimate from an uncertain starting position.</w:t>
+              <w:t>Avoid concluding that a knee is stable from a normal arthrometer reading alone.</w:t>
             </w:r>
           </w:p>
         </w:tc>
@@ -8411,7 +8411,7 @@
           </w:tcPr>
           <w:p>
             <w:r>
-              <w:t>3.2.8-P5</w:t>
+              <w:t>3.2.7-P4</w:t>
             </w:r>
           </w:p>
         </w:tc>
@@ -8421,7 +8421,7 @@
           </w:tcPr>
           <w:p>
             <w:r>
-              <w:t>3.2.8</w:t>
+              <w:t>3.2.7</w:t>
             </w:r>
           </w:p>
         </w:tc>
@@ -8441,7 +8441,7 @@
           </w:tcPr>
           <w:p>
             <w:r>
-              <w:t>Assess alignment in any chronic posterolateral injury before planning reconstruction.</w:t>
+              <w:t>Treat anterior translation as a partial description of anterior instability.</w:t>
             </w:r>
           </w:p>
         </w:tc>
@@ -8477,7 +8477,7 @@
           </w:tcPr>
           <w:p>
             <w:r>
-              <w:t>3.2.8-P6</w:t>
+              <w:t>3.2.7-P5</w:t>
             </w:r>
           </w:p>
         </w:tc>
@@ -8487,7 +8487,7 @@
           </w:tcPr>
           <w:p>
             <w:r>
-              <w:t>3.2.8</w:t>
+              <w:t>3.2.7</w:t>
             </w:r>
           </w:p>
         </w:tc>
@@ -8507,7 +8507,7 @@
           </w:tcPr>
           <w:p>
             <w:r>
-              <w:t>Expect partial healing and reassess rather than treating the early finding as final.</w:t>
+              <w:t>Assess rotation alongside translation before judging a reconstruction, since only one of the two has an instrument.</w:t>
             </w:r>
           </w:p>
         </w:tc>
@@ -8543,7 +8543,7 @@
           </w:tcPr>
           <w:p>
             <w:r>
-              <w:t>3.2.8-P7</w:t>
+              <w:t>3.2.7-P6</w:t>
             </w:r>
           </w:p>
         </w:tc>
@@ -8553,7 +8553,7 @@
           </w:tcPr>
           <w:p>
             <w:r>
-              <w:t>3.2.8</w:t>
+              <w:t>3.2.7</w:t>
             </w:r>
           </w:p>
         </w:tc>
@@ -8573,7 +8573,7 @@
           </w:tcPr>
           <w:p>
             <w:r>
-              <w:t>Avoid reconstructing a posterior cruciate in a varus limb without addressing the alignment.</w:t>
+              <w:t>Measure slope in a revision, because it is a modifiable bony cause of a repeated ligamentous failure.</w:t>
             </w:r>
           </w:p>
         </w:tc>
@@ -8609,7 +8609,7 @@
           </w:tcPr>
           <w:p>
             <w:r>
-              <w:t>3.2.9-P1</w:t>
+              <w:t>3.2.7-P7</w:t>
             </w:r>
           </w:p>
         </w:tc>
@@ -8619,7 +8619,7 @@
           </w:tcPr>
           <w:p>
             <w:r>
-              <w:t>3.2.9</w:t>
+              <w:t>3.2.7</w:t>
             </w:r>
           </w:p>
         </w:tc>
@@ -8629,7 +8629,7 @@
           </w:tcPr>
           <w:p>
             <w:r>
-              <w:t>mrcs</w:t>
+              <w:t>frcs</w:t>
             </w:r>
           </w:p>
         </w:tc>
@@ -8639,7 +8639,7 @@
           </w:tcPr>
           <w:p>
             <w:r>
-              <w:t>Expect a knee with a meniscal and a ligament injury to behave worse than either alone, because both act on the same path.</w:t>
+              <w:t>Preserve meniscal tissue in a cruciate deficient knee, since the secondary restraint protects the primary one and the graft that replaces it.</w:t>
             </w:r>
           </w:p>
         </w:tc>
@@ -8675,7 +8675,7 @@
           </w:tcPr>
           <w:p>
             <w:r>
-              <w:t>3.2.9-P2</w:t>
+              <w:t>3.2.7-P8</w:t>
             </w:r>
           </w:p>
         </w:tc>
@@ -8685,7 +8685,7 @@
           </w:tcPr>
           <w:p>
             <w:r>
-              <w:t>3.2.9</w:t>
+              <w:t>3.2.7</w:t>
             </w:r>
           </w:p>
         </w:tc>
@@ -8705,7 +8705,7 @@
           </w:tcPr>
           <w:p>
             <w:r>
-              <w:t>Treat coupling as the reason rotatory laxity and translational laxity dissociate after reconstruction.</w:t>
+              <w:t>Avoid treating a measured translation as the outcome of interest when the patient's complaint is rotational.</w:t>
             </w:r>
           </w:p>
         </w:tc>
@@ -8741,7 +8741,7 @@
           </w:tcPr>
           <w:p>
             <w:r>
-              <w:t>3.2.9-P3</w:t>
+              <w:t>3.2.8-P1</w:t>
             </w:r>
           </w:p>
         </w:tc>
@@ -8751,7 +8751,7 @@
           </w:tcPr>
           <w:p>
             <w:r>
-              <w:t>3.2.9</w:t>
+              <w:t>3.2.8</w:t>
             </w:r>
           </w:p>
         </w:tc>
@@ -8761,7 +8761,7 @@
           </w:tcPr>
           <w:p>
             <w:r>
-              <w:t>frcs</w:t>
+              <w:t>medical_student</w:t>
             </w:r>
           </w:p>
         </w:tc>
@@ -8771,7 +8771,7 @@
           </w:tcPr>
           <w:p>
             <w:r>
-              <w:t>Assess rotation as well as translation before calling a reconstruction successful.</w:t>
+              <w:t>Read the resting step off before pushing.</w:t>
             </w:r>
           </w:p>
         </w:tc>
@@ -8807,7 +8807,7 @@
           </w:tcPr>
           <w:p>
             <w:r>
-              <w:t>3.2.9-P4</w:t>
+              <w:t>3.2.8-P2</w:t>
             </w:r>
           </w:p>
         </w:tc>
@@ -8817,7 +8817,7 @@
           </w:tcPr>
           <w:p>
             <w:r>
-              <w:t>3.2.9</w:t>
+              <w:t>3.2.8</w:t>
             </w:r>
           </w:p>
         </w:tc>
@@ -8827,7 +8827,7 @@
           </w:tcPr>
           <w:p>
             <w:r>
-              <w:t>frcs</w:t>
+              <w:t>mrcs</w:t>
             </w:r>
           </w:p>
         </w:tc>
@@ -8837,7 +8837,7 @@
           </w:tcPr>
           <w:p>
             <w:r>
-              <w:t>Consider the coupled contribution of slope and lateral plateau shape when a graft fails without a new injury.</w:t>
+              <w:t>Examine the posterolateral corner in every posterior cruciate injury, since the combination changes the treatment.</w:t>
             </w:r>
           </w:p>
         </w:tc>
@@ -8873,7 +8873,7 @@
           </w:tcPr>
           <w:p>
             <w:r>
-              <w:t>3.2.9-P5</w:t>
+              <w:t>3.2.8-P3</w:t>
             </w:r>
           </w:p>
         </w:tc>
@@ -8883,7 +8883,7 @@
           </w:tcPr>
           <w:p>
             <w:r>
-              <w:t>3.2.9</w:t>
+              <w:t>3.2.8</w:t>
             </w:r>
           </w:p>
         </w:tc>
@@ -8893,7 +8893,7 @@
           </w:tcPr>
           <w:p>
             <w:r>
-              <w:t>frcs</w:t>
+              <w:t>mrcs</w:t>
             </w:r>
           </w:p>
         </w:tc>
@@ -8903,7 +8903,7 @@
           </w:tcPr>
           <w:p>
             <w:r>
-              <w:t>Repair or preserve the lateral meniscus posterior horn where possible, on mechanical grounds related to the coupled motion.</w:t>
+              <w:t>Read an intact posterior cruciate on imaging as compatible with laxity, because healing in continuity at length is common.</w:t>
             </w:r>
           </w:p>
         </w:tc>
@@ -8939,7 +8939,7 @@
           </w:tcPr>
           <w:p>
             <w:r>
-              <w:t>3.2.10-P1</w:t>
+              <w:t>3.2.8-P4</w:t>
             </w:r>
           </w:p>
         </w:tc>
@@ -8949,7 +8949,7 @@
           </w:tcPr>
           <w:p>
             <w:r>
-              <w:t>3.2.10</w:t>
+              <w:t>3.2.8</w:t>
             </w:r>
           </w:p>
         </w:tc>
@@ -8959,7 +8959,7 @@
           </w:tcPr>
           <w:p>
             <w:r>
-              <w:t>medical_student</w:t>
+              <w:t>mrcs</w:t>
             </w:r>
           </w:p>
         </w:tc>
@@ -8969,7 +8969,7 @@
           </w:tcPr>
           <w:p>
             <w:r>
-              <w:t>Expect a patient with a ligament injury to improve with rehabilitation without the ligament healing, since the muscular share can be increased.</w:t>
+              <w:t>Expect downhill and stair symptoms rather than rotational giving way.</w:t>
             </w:r>
           </w:p>
         </w:tc>
@@ -9005,7 +9005,7 @@
           </w:tcPr>
           <w:p>
             <w:r>
-              <w:t>3.2.10-P2</w:t>
+              <w:t>3.2.8-P5</w:t>
             </w:r>
           </w:p>
         </w:tc>
@@ -9015,7 +9015,7 @@
           </w:tcPr>
           <w:p>
             <w:r>
-              <w:t>3.2.10</w:t>
+              <w:t>3.2.8</w:t>
             </w:r>
           </w:p>
         </w:tc>
@@ -9025,7 +9025,7 @@
           </w:tcPr>
           <w:p>
             <w:r>
-              <w:t>medical_student</w:t>
+              <w:t>frcs</w:t>
             </w:r>
           </w:p>
         </w:tc>
@@ -9035,7 +9035,7 @@
           </w:tcPr>
           <w:p>
             <w:r>
-              <w:t>Treat giving way as a report of the path being lost rather than as a report of pain, and ask what the knee was doing at the time.</w:t>
+              <w:t>Treat the posterior cruciate as the restraint and the corner as the modifier.</w:t>
             </w:r>
           </w:p>
         </w:tc>
@@ -9071,7 +9071,7 @@
           </w:tcPr>
           <w:p>
             <w:r>
-              <w:t>3.2.10-P3</w:t>
+              <w:t>3.2.8-P6</w:t>
             </w:r>
           </w:p>
         </w:tc>
@@ -9081,7 +9081,7 @@
           </w:tcPr>
           <w:p>
             <w:r>
-              <w:t>3.2.10</w:t>
+              <w:t>3.2.8</w:t>
             </w:r>
           </w:p>
         </w:tc>
@@ -9091,7 +9091,7 @@
           </w:tcPr>
           <w:p>
             <w:r>
-              <w:t>mrcs</w:t>
+              <w:t>frcs</w:t>
             </w:r>
           </w:p>
         </w:tc>
@@ -9101,7 +9101,7 @@
           </w:tcPr>
           <w:p>
             <w:r>
-              <w:t>Expect examination under anaesthetic to show more laxity than the clinic, and plan around the larger figure.</w:t>
+              <w:t>Measure with stress radiography where the grade decides the treatment, rather than relying on a clinical estimate from an uncertain starting position.</w:t>
             </w:r>
           </w:p>
         </w:tc>
@@ -9137,7 +9137,7 @@
           </w:tcPr>
           <w:p>
             <w:r>
-              <w:t>3.2.10-P4</w:t>
+              <w:t>3.2.8-P7</w:t>
             </w:r>
           </w:p>
         </w:tc>
@@ -9147,7 +9147,7 @@
           </w:tcPr>
           <w:p>
             <w:r>
-              <w:t>3.2.10</w:t>
+              <w:t>3.2.8</w:t>
             </w:r>
           </w:p>
         </w:tc>
@@ -9157,7 +9157,7 @@
           </w:tcPr>
           <w:p>
             <w:r>
-              <w:t>mrcs</w:t>
+              <w:t>frcs</w:t>
             </w:r>
           </w:p>
         </w:tc>
@@ -9167,7 +9167,7 @@
           </w:tcPr>
           <w:p>
             <w:r>
-              <w:t>Treat the muscular contribution as modifiable and the ligamentous one as not, which is the basis of non operative management in selected injuries.</w:t>
+              <w:t>Assess alignment in any chronic posterolateral injury before planning reconstruction.</w:t>
             </w:r>
           </w:p>
         </w:tc>
@@ -9203,7 +9203,7 @@
           </w:tcPr>
           <w:p>
             <w:r>
-              <w:t>3.2.10-P5</w:t>
+              <w:t>3.2.8-P8</w:t>
             </w:r>
           </w:p>
         </w:tc>
@@ -9213,7 +9213,7 @@
           </w:tcPr>
           <w:p>
             <w:r>
-              <w:t>3.2.10</w:t>
+              <w:t>3.2.8</w:t>
             </w:r>
           </w:p>
         </w:tc>
@@ -9233,7 +9233,7 @@
           </w:tcPr>
           <w:p>
             <w:r>
-              <w:t>Treat stability as a system with redundancy rather than as a set of independent structures.</w:t>
+              <w:t>Expect partial healing and reassess rather than treating the early finding as final.</w:t>
             </w:r>
           </w:p>
         </w:tc>
@@ -9269,7 +9269,7 @@
           </w:tcPr>
           <w:p>
             <w:r>
-              <w:t>3.2.10-P6</w:t>
+              <w:t>3.2.8-P9</w:t>
             </w:r>
           </w:p>
         </w:tc>
@@ -9279,7 +9279,7 @@
           </w:tcPr>
           <w:p>
             <w:r>
-              <w:t>3.2.10</w:t>
+              <w:t>3.2.8</w:t>
             </w:r>
           </w:p>
         </w:tc>
@@ -9299,7 +9299,7 @@
           </w:tcPr>
           <w:p>
             <w:r>
-              <w:t>Plan multiligament reconstruction around the system rather than structure by structure, since restoring one restraint changes the load on the others.</w:t>
+              <w:t>Avoid reconstructing a posterior cruciate in a varus limb without addressing the alignment.</w:t>
             </w:r>
           </w:p>
         </w:tc>
@@ -9335,7 +9335,865 @@
           </w:tcPr>
           <w:p>
             <w:r>
+              <w:t>3.2.9-P1</w:t>
+            </w:r>
+          </w:p>
+        </w:tc>
+        <w:tc>
+          <w:tcPr>
+            <w:tcW w:type="dxa" w:w="706"/>
+          </w:tcPr>
+          <w:p>
+            <w:r>
+              <w:t>3.2.9</w:t>
+            </w:r>
+          </w:p>
+        </w:tc>
+        <w:tc>
+          <w:tcPr>
+            <w:tcW w:type="dxa" w:w="988"/>
+          </w:tcPr>
+          <w:p>
+            <w:r>
+              <w:t>mrcs</w:t>
+            </w:r>
+          </w:p>
+        </w:tc>
+        <w:tc>
+          <w:tcPr>
+            <w:tcW w:type="dxa" w:w="5927"/>
+          </w:tcPr>
+          <w:p>
+            <w:r>
+              <w:t>Read a rotatory test as the more informative one when anterior cruciate function is in question, since it loads the coupled pair.</w:t>
+            </w:r>
+          </w:p>
+        </w:tc>
+        <w:tc>
+          <w:tcPr>
+            <w:tcW w:type="dxa" w:w="1411"/>
+          </w:tcPr>
+          <w:p>
+            <w:r/>
+          </w:p>
+        </w:tc>
+        <w:tc>
+          <w:tcPr>
+            <w:tcW w:type="dxa" w:w="1835"/>
+          </w:tcPr>
+          <w:p>
+            <w:r/>
+          </w:p>
+        </w:tc>
+        <w:tc>
+          <w:tcPr>
+            <w:tcW w:type="dxa" w:w="2258"/>
+          </w:tcPr>
+          <w:p>
+            <w:r/>
+          </w:p>
+        </w:tc>
+      </w:tr>
+      <w:tr>
+        <w:tc>
+          <w:tcPr>
+            <w:tcW w:type="dxa" w:w="988"/>
+          </w:tcPr>
+          <w:p>
+            <w:r>
+              <w:t>3.2.9-P2</w:t>
+            </w:r>
+          </w:p>
+        </w:tc>
+        <w:tc>
+          <w:tcPr>
+            <w:tcW w:type="dxa" w:w="706"/>
+          </w:tcPr>
+          <w:p>
+            <w:r>
+              <w:t>3.2.9</w:t>
+            </w:r>
+          </w:p>
+        </w:tc>
+        <w:tc>
+          <w:tcPr>
+            <w:tcW w:type="dxa" w:w="988"/>
+          </w:tcPr>
+          <w:p>
+            <w:r>
+              <w:t>mrcs</w:t>
+            </w:r>
+          </w:p>
+        </w:tc>
+        <w:tc>
+          <w:tcPr>
+            <w:tcW w:type="dxa" w:w="5927"/>
+          </w:tcPr>
+          <w:p>
+            <w:r>
+              <w:t>Expect a knee with a meniscal and a ligament injury to behave worse than either alone, because both act on the same path.</w:t>
+            </w:r>
+          </w:p>
+        </w:tc>
+        <w:tc>
+          <w:tcPr>
+            <w:tcW w:type="dxa" w:w="1411"/>
+          </w:tcPr>
+          <w:p>
+            <w:r/>
+          </w:p>
+        </w:tc>
+        <w:tc>
+          <w:tcPr>
+            <w:tcW w:type="dxa" w:w="1835"/>
+          </w:tcPr>
+          <w:p>
+            <w:r/>
+          </w:p>
+        </w:tc>
+        <w:tc>
+          <w:tcPr>
+            <w:tcW w:type="dxa" w:w="2258"/>
+          </w:tcPr>
+          <w:p>
+            <w:r/>
+          </w:p>
+        </w:tc>
+      </w:tr>
+      <w:tr>
+        <w:tc>
+          <w:tcPr>
+            <w:tcW w:type="dxa" w:w="988"/>
+          </w:tcPr>
+          <w:p>
+            <w:r>
+              <w:t>3.2.9-P3</w:t>
+            </w:r>
+          </w:p>
+        </w:tc>
+        <w:tc>
+          <w:tcPr>
+            <w:tcW w:type="dxa" w:w="706"/>
+          </w:tcPr>
+          <w:p>
+            <w:r>
+              <w:t>3.2.9</w:t>
+            </w:r>
+          </w:p>
+        </w:tc>
+        <w:tc>
+          <w:tcPr>
+            <w:tcW w:type="dxa" w:w="988"/>
+          </w:tcPr>
+          <w:p>
+            <w:r>
+              <w:t>frcs</w:t>
+            </w:r>
+          </w:p>
+        </w:tc>
+        <w:tc>
+          <w:tcPr>
+            <w:tcW w:type="dxa" w:w="5927"/>
+          </w:tcPr>
+          <w:p>
+            <w:r>
+              <w:t>Treat coupling as the reason rotatory laxity and translational laxity dissociate after reconstruction.</w:t>
+            </w:r>
+          </w:p>
+        </w:tc>
+        <w:tc>
+          <w:tcPr>
+            <w:tcW w:type="dxa" w:w="1411"/>
+          </w:tcPr>
+          <w:p>
+            <w:r/>
+          </w:p>
+        </w:tc>
+        <w:tc>
+          <w:tcPr>
+            <w:tcW w:type="dxa" w:w="1835"/>
+          </w:tcPr>
+          <w:p>
+            <w:r/>
+          </w:p>
+        </w:tc>
+        <w:tc>
+          <w:tcPr>
+            <w:tcW w:type="dxa" w:w="2258"/>
+          </w:tcPr>
+          <w:p>
+            <w:r/>
+          </w:p>
+        </w:tc>
+      </w:tr>
+      <w:tr>
+        <w:tc>
+          <w:tcPr>
+            <w:tcW w:type="dxa" w:w="988"/>
+          </w:tcPr>
+          <w:p>
+            <w:r>
+              <w:t>3.2.9-P4</w:t>
+            </w:r>
+          </w:p>
+        </w:tc>
+        <w:tc>
+          <w:tcPr>
+            <w:tcW w:type="dxa" w:w="706"/>
+          </w:tcPr>
+          <w:p>
+            <w:r>
+              <w:t>3.2.9</w:t>
+            </w:r>
+          </w:p>
+        </w:tc>
+        <w:tc>
+          <w:tcPr>
+            <w:tcW w:type="dxa" w:w="988"/>
+          </w:tcPr>
+          <w:p>
+            <w:r>
+              <w:t>frcs</w:t>
+            </w:r>
+          </w:p>
+        </w:tc>
+        <w:tc>
+          <w:tcPr>
+            <w:tcW w:type="dxa" w:w="5927"/>
+          </w:tcPr>
+          <w:p>
+            <w:r>
+              <w:t>Assess rotation as well as translation before calling a reconstruction successful.</w:t>
+            </w:r>
+          </w:p>
+        </w:tc>
+        <w:tc>
+          <w:tcPr>
+            <w:tcW w:type="dxa" w:w="1411"/>
+          </w:tcPr>
+          <w:p>
+            <w:r/>
+          </w:p>
+        </w:tc>
+        <w:tc>
+          <w:tcPr>
+            <w:tcW w:type="dxa" w:w="1835"/>
+          </w:tcPr>
+          <w:p>
+            <w:r/>
+          </w:p>
+        </w:tc>
+        <w:tc>
+          <w:tcPr>
+            <w:tcW w:type="dxa" w:w="2258"/>
+          </w:tcPr>
+          <w:p>
+            <w:r/>
+          </w:p>
+        </w:tc>
+      </w:tr>
+      <w:tr>
+        <w:tc>
+          <w:tcPr>
+            <w:tcW w:type="dxa" w:w="988"/>
+          </w:tcPr>
+          <w:p>
+            <w:r>
+              <w:t>3.2.9-P5</w:t>
+            </w:r>
+          </w:p>
+        </w:tc>
+        <w:tc>
+          <w:tcPr>
+            <w:tcW w:type="dxa" w:w="706"/>
+          </w:tcPr>
+          <w:p>
+            <w:r>
+              <w:t>3.2.9</w:t>
+            </w:r>
+          </w:p>
+        </w:tc>
+        <w:tc>
+          <w:tcPr>
+            <w:tcW w:type="dxa" w:w="988"/>
+          </w:tcPr>
+          <w:p>
+            <w:r>
+              <w:t>frcs</w:t>
+            </w:r>
+          </w:p>
+        </w:tc>
+        <w:tc>
+          <w:tcPr>
+            <w:tcW w:type="dxa" w:w="5927"/>
+          </w:tcPr>
+          <w:p>
+            <w:r>
+              <w:t>Consider the coupled contribution of slope and lateral plateau shape when a graft fails without a new injury.</w:t>
+            </w:r>
+          </w:p>
+        </w:tc>
+        <w:tc>
+          <w:tcPr>
+            <w:tcW w:type="dxa" w:w="1411"/>
+          </w:tcPr>
+          <w:p>
+            <w:r/>
+          </w:p>
+        </w:tc>
+        <w:tc>
+          <w:tcPr>
+            <w:tcW w:type="dxa" w:w="1835"/>
+          </w:tcPr>
+          <w:p>
+            <w:r/>
+          </w:p>
+        </w:tc>
+        <w:tc>
+          <w:tcPr>
+            <w:tcW w:type="dxa" w:w="2258"/>
+          </w:tcPr>
+          <w:p>
+            <w:r/>
+          </w:p>
+        </w:tc>
+      </w:tr>
+      <w:tr>
+        <w:tc>
+          <w:tcPr>
+            <w:tcW w:type="dxa" w:w="988"/>
+          </w:tcPr>
+          <w:p>
+            <w:r>
+              <w:t>3.2.9-P6</w:t>
+            </w:r>
+          </w:p>
+        </w:tc>
+        <w:tc>
+          <w:tcPr>
+            <w:tcW w:type="dxa" w:w="706"/>
+          </w:tcPr>
+          <w:p>
+            <w:r>
+              <w:t>3.2.9</w:t>
+            </w:r>
+          </w:p>
+        </w:tc>
+        <w:tc>
+          <w:tcPr>
+            <w:tcW w:type="dxa" w:w="988"/>
+          </w:tcPr>
+          <w:p>
+            <w:r>
+              <w:t>frcs</w:t>
+            </w:r>
+          </w:p>
+        </w:tc>
+        <w:tc>
+          <w:tcPr>
+            <w:tcW w:type="dxa" w:w="5927"/>
+          </w:tcPr>
+          <w:p>
+            <w:r>
+              <w:t>Repair or preserve the lateral meniscus posterior horn where possible, on mechanical grounds related to the coupled motion.</w:t>
+            </w:r>
+          </w:p>
+        </w:tc>
+        <w:tc>
+          <w:tcPr>
+            <w:tcW w:type="dxa" w:w="1411"/>
+          </w:tcPr>
+          <w:p>
+            <w:r/>
+          </w:p>
+        </w:tc>
+        <w:tc>
+          <w:tcPr>
+            <w:tcW w:type="dxa" w:w="1835"/>
+          </w:tcPr>
+          <w:p>
+            <w:r/>
+          </w:p>
+        </w:tc>
+        <w:tc>
+          <w:tcPr>
+            <w:tcW w:type="dxa" w:w="2258"/>
+          </w:tcPr>
+          <w:p>
+            <w:r/>
+          </w:p>
+        </w:tc>
+      </w:tr>
+      <w:tr>
+        <w:tc>
+          <w:tcPr>
+            <w:tcW w:type="dxa" w:w="988"/>
+          </w:tcPr>
+          <w:p>
+            <w:r>
+              <w:t>3.2.10-P1</w:t>
+            </w:r>
+          </w:p>
+        </w:tc>
+        <w:tc>
+          <w:tcPr>
+            <w:tcW w:type="dxa" w:w="706"/>
+          </w:tcPr>
+          <w:p>
+            <w:r>
+              <w:t>3.2.10</w:t>
+            </w:r>
+          </w:p>
+        </w:tc>
+        <w:tc>
+          <w:tcPr>
+            <w:tcW w:type="dxa" w:w="988"/>
+          </w:tcPr>
+          <w:p>
+            <w:r>
+              <w:t>medical_student</w:t>
+            </w:r>
+          </w:p>
+        </w:tc>
+        <w:tc>
+          <w:tcPr>
+            <w:tcW w:type="dxa" w:w="5927"/>
+          </w:tcPr>
+          <w:p>
+            <w:r>
+              <w:t>Expect a patient with a ligament injury to improve with rehabilitation without the ligament healing, since the muscular share can be increased.</w:t>
+            </w:r>
+          </w:p>
+        </w:tc>
+        <w:tc>
+          <w:tcPr>
+            <w:tcW w:type="dxa" w:w="1411"/>
+          </w:tcPr>
+          <w:p>
+            <w:r/>
+          </w:p>
+        </w:tc>
+        <w:tc>
+          <w:tcPr>
+            <w:tcW w:type="dxa" w:w="1835"/>
+          </w:tcPr>
+          <w:p>
+            <w:r/>
+          </w:p>
+        </w:tc>
+        <w:tc>
+          <w:tcPr>
+            <w:tcW w:type="dxa" w:w="2258"/>
+          </w:tcPr>
+          <w:p>
+            <w:r/>
+          </w:p>
+        </w:tc>
+      </w:tr>
+      <w:tr>
+        <w:tc>
+          <w:tcPr>
+            <w:tcW w:type="dxa" w:w="988"/>
+          </w:tcPr>
+          <w:p>
+            <w:r>
+              <w:t>3.2.10-P2</w:t>
+            </w:r>
+          </w:p>
+        </w:tc>
+        <w:tc>
+          <w:tcPr>
+            <w:tcW w:type="dxa" w:w="706"/>
+          </w:tcPr>
+          <w:p>
+            <w:r>
+              <w:t>3.2.10</w:t>
+            </w:r>
+          </w:p>
+        </w:tc>
+        <w:tc>
+          <w:tcPr>
+            <w:tcW w:type="dxa" w:w="988"/>
+          </w:tcPr>
+          <w:p>
+            <w:r>
+              <w:t>medical_student</w:t>
+            </w:r>
+          </w:p>
+        </w:tc>
+        <w:tc>
+          <w:tcPr>
+            <w:tcW w:type="dxa" w:w="5927"/>
+          </w:tcPr>
+          <w:p>
+            <w:r>
+              <w:t>Treat giving way as a report of the path being lost rather than as a report of pain, and ask what the knee was doing at the time.</w:t>
+            </w:r>
+          </w:p>
+        </w:tc>
+        <w:tc>
+          <w:tcPr>
+            <w:tcW w:type="dxa" w:w="1411"/>
+          </w:tcPr>
+          <w:p>
+            <w:r/>
+          </w:p>
+        </w:tc>
+        <w:tc>
+          <w:tcPr>
+            <w:tcW w:type="dxa" w:w="1835"/>
+          </w:tcPr>
+          <w:p>
+            <w:r/>
+          </w:p>
+        </w:tc>
+        <w:tc>
+          <w:tcPr>
+            <w:tcW w:type="dxa" w:w="2258"/>
+          </w:tcPr>
+          <w:p>
+            <w:r/>
+          </w:p>
+        </w:tc>
+      </w:tr>
+      <w:tr>
+        <w:tc>
+          <w:tcPr>
+            <w:tcW w:type="dxa" w:w="988"/>
+          </w:tcPr>
+          <w:p>
+            <w:r>
+              <w:t>3.2.10-P3</w:t>
+            </w:r>
+          </w:p>
+        </w:tc>
+        <w:tc>
+          <w:tcPr>
+            <w:tcW w:type="dxa" w:w="706"/>
+          </w:tcPr>
+          <w:p>
+            <w:r>
+              <w:t>3.2.10</w:t>
+            </w:r>
+          </w:p>
+        </w:tc>
+        <w:tc>
+          <w:tcPr>
+            <w:tcW w:type="dxa" w:w="988"/>
+          </w:tcPr>
+          <w:p>
+            <w:r>
+              <w:t>mrcs</w:t>
+            </w:r>
+          </w:p>
+        </w:tc>
+        <w:tc>
+          <w:tcPr>
+            <w:tcW w:type="dxa" w:w="5927"/>
+          </w:tcPr>
+          <w:p>
+            <w:r>
+              <w:t>Expect examination under anaesthetic to show more laxity than the clinic, and plan around the larger figure.</w:t>
+            </w:r>
+          </w:p>
+        </w:tc>
+        <w:tc>
+          <w:tcPr>
+            <w:tcW w:type="dxa" w:w="1411"/>
+          </w:tcPr>
+          <w:p>
+            <w:r/>
+          </w:p>
+        </w:tc>
+        <w:tc>
+          <w:tcPr>
+            <w:tcW w:type="dxa" w:w="1835"/>
+          </w:tcPr>
+          <w:p>
+            <w:r/>
+          </w:p>
+        </w:tc>
+        <w:tc>
+          <w:tcPr>
+            <w:tcW w:type="dxa" w:w="2258"/>
+          </w:tcPr>
+          <w:p>
+            <w:r/>
+          </w:p>
+        </w:tc>
+      </w:tr>
+      <w:tr>
+        <w:tc>
+          <w:tcPr>
+            <w:tcW w:type="dxa" w:w="988"/>
+          </w:tcPr>
+          <w:p>
+            <w:r>
+              <w:t>3.2.10-P4</w:t>
+            </w:r>
+          </w:p>
+        </w:tc>
+        <w:tc>
+          <w:tcPr>
+            <w:tcW w:type="dxa" w:w="706"/>
+          </w:tcPr>
+          <w:p>
+            <w:r>
+              <w:t>3.2.10</w:t>
+            </w:r>
+          </w:p>
+        </w:tc>
+        <w:tc>
+          <w:tcPr>
+            <w:tcW w:type="dxa" w:w="988"/>
+          </w:tcPr>
+          <w:p>
+            <w:r>
+              <w:t>mrcs</w:t>
+            </w:r>
+          </w:p>
+        </w:tc>
+        <w:tc>
+          <w:tcPr>
+            <w:tcW w:type="dxa" w:w="5927"/>
+          </w:tcPr>
+          <w:p>
+            <w:r>
+              <w:t>Treat the muscular contribution as modifiable and the ligamentous one as not, which is the basis of non operative management in selected injuries.</w:t>
+            </w:r>
+          </w:p>
+        </w:tc>
+        <w:tc>
+          <w:tcPr>
+            <w:tcW w:type="dxa" w:w="1411"/>
+          </w:tcPr>
+          <w:p>
+            <w:r/>
+          </w:p>
+        </w:tc>
+        <w:tc>
+          <w:tcPr>
+            <w:tcW w:type="dxa" w:w="1835"/>
+          </w:tcPr>
+          <w:p>
+            <w:r/>
+          </w:p>
+        </w:tc>
+        <w:tc>
+          <w:tcPr>
+            <w:tcW w:type="dxa" w:w="2258"/>
+          </w:tcPr>
+          <w:p>
+            <w:r/>
+          </w:p>
+        </w:tc>
+      </w:tr>
+      <w:tr>
+        <w:tc>
+          <w:tcPr>
+            <w:tcW w:type="dxa" w:w="988"/>
+          </w:tcPr>
+          <w:p>
+            <w:r>
+              <w:t>3.2.10-P5</w:t>
+            </w:r>
+          </w:p>
+        </w:tc>
+        <w:tc>
+          <w:tcPr>
+            <w:tcW w:type="dxa" w:w="706"/>
+          </w:tcPr>
+          <w:p>
+            <w:r>
+              <w:t>3.2.10</w:t>
+            </w:r>
+          </w:p>
+        </w:tc>
+        <w:tc>
+          <w:tcPr>
+            <w:tcW w:type="dxa" w:w="988"/>
+          </w:tcPr>
+          <w:p>
+            <w:r>
+              <w:t>frcs</w:t>
+            </w:r>
+          </w:p>
+        </w:tc>
+        <w:tc>
+          <w:tcPr>
+            <w:tcW w:type="dxa" w:w="5927"/>
+          </w:tcPr>
+          <w:p>
+            <w:r>
+              <w:t>Treat stability as a system with redundancy rather than as a set of independent structures.</w:t>
+            </w:r>
+          </w:p>
+        </w:tc>
+        <w:tc>
+          <w:tcPr>
+            <w:tcW w:type="dxa" w:w="1411"/>
+          </w:tcPr>
+          <w:p>
+            <w:r/>
+          </w:p>
+        </w:tc>
+        <w:tc>
+          <w:tcPr>
+            <w:tcW w:type="dxa" w:w="1835"/>
+          </w:tcPr>
+          <w:p>
+            <w:r/>
+          </w:p>
+        </w:tc>
+        <w:tc>
+          <w:tcPr>
+            <w:tcW w:type="dxa" w:w="2258"/>
+          </w:tcPr>
+          <w:p>
+            <w:r/>
+          </w:p>
+        </w:tc>
+      </w:tr>
+      <w:tr>
+        <w:tc>
+          <w:tcPr>
+            <w:tcW w:type="dxa" w:w="988"/>
+          </w:tcPr>
+          <w:p>
+            <w:r>
+              <w:t>3.2.10-P6</w:t>
+            </w:r>
+          </w:p>
+        </w:tc>
+        <w:tc>
+          <w:tcPr>
+            <w:tcW w:type="dxa" w:w="706"/>
+          </w:tcPr>
+          <w:p>
+            <w:r>
+              <w:t>3.2.10</w:t>
+            </w:r>
+          </w:p>
+        </w:tc>
+        <w:tc>
+          <w:tcPr>
+            <w:tcW w:type="dxa" w:w="988"/>
+          </w:tcPr>
+          <w:p>
+            <w:r>
+              <w:t>frcs</w:t>
+            </w:r>
+          </w:p>
+        </w:tc>
+        <w:tc>
+          <w:tcPr>
+            <w:tcW w:type="dxa" w:w="5927"/>
+          </w:tcPr>
+          <w:p>
+            <w:r>
+              <w:t>Plan multiligament reconstruction around the system rather than structure by structure, since restoring one restraint changes the load on the others.</w:t>
+            </w:r>
+          </w:p>
+        </w:tc>
+        <w:tc>
+          <w:tcPr>
+            <w:tcW w:type="dxa" w:w="1411"/>
+          </w:tcPr>
+          <w:p>
+            <w:r/>
+          </w:p>
+        </w:tc>
+        <w:tc>
+          <w:tcPr>
+            <w:tcW w:type="dxa" w:w="1835"/>
+          </w:tcPr>
+          <w:p>
+            <w:r/>
+          </w:p>
+        </w:tc>
+        <w:tc>
+          <w:tcPr>
+            <w:tcW w:type="dxa" w:w="2258"/>
+          </w:tcPr>
+          <w:p>
+            <w:r/>
+          </w:p>
+        </w:tc>
+      </w:tr>
+      <w:tr>
+        <w:tc>
+          <w:tcPr>
+            <w:tcW w:type="dxa" w:w="988"/>
+          </w:tcPr>
+          <w:p>
+            <w:r>
               <w:t>3.2.10-P7</w:t>
+            </w:r>
+          </w:p>
+        </w:tc>
+        <w:tc>
+          <w:tcPr>
+            <w:tcW w:type="dxa" w:w="706"/>
+          </w:tcPr>
+          <w:p>
+            <w:r>
+              <w:t>3.2.10</w:t>
+            </w:r>
+          </w:p>
+        </w:tc>
+        <w:tc>
+          <w:tcPr>
+            <w:tcW w:type="dxa" w:w="988"/>
+          </w:tcPr>
+          <w:p>
+            <w:r>
+              <w:t>frcs</w:t>
+            </w:r>
+          </w:p>
+        </w:tc>
+        <w:tc>
+          <w:tcPr>
+            <w:tcW w:type="dxa" w:w="5927"/>
+          </w:tcPr>
+          <w:p>
+            <w:r>
+              <w:t>Correct alignment where it is loading a reconstruction, on mechanical grounds rather than on appearance.</w:t>
+            </w:r>
+          </w:p>
+        </w:tc>
+        <w:tc>
+          <w:tcPr>
+            <w:tcW w:type="dxa" w:w="1411"/>
+          </w:tcPr>
+          <w:p>
+            <w:r/>
+          </w:p>
+        </w:tc>
+        <w:tc>
+          <w:tcPr>
+            <w:tcW w:type="dxa" w:w="1835"/>
+          </w:tcPr>
+          <w:p>
+            <w:r/>
+          </w:p>
+        </w:tc>
+        <w:tc>
+          <w:tcPr>
+            <w:tcW w:type="dxa" w:w="2258"/>
+          </w:tcPr>
+          <w:p>
+            <w:r/>
+          </w:p>
+        </w:tc>
+      </w:tr>
+      <w:tr>
+        <w:tc>
+          <w:tcPr>
+            <w:tcW w:type="dxa" w:w="988"/>
+          </w:tcPr>
+          <w:p>
+            <w:r>
+              <w:t>3.2.10-P8</w:t>
             </w:r>
           </w:p>
         </w:tc>

--- a/docs/review/packs/chapter-3.2.docx
+++ b/docs/review/packs/chapter-3.2.docx
@@ -285,7 +285,7 @@
           </w:tcPr>
           <w:p>
             <w:r>
-              <w:t>69</w:t>
+              <w:t>75</w:t>
             </w:r>
           </w:p>
         </w:tc>
@@ -6131,7 +6131,7 @@
           </w:tcPr>
           <w:p>
             <w:r>
-              <w:t>Avoid describing a knee as stable on the basis of the degree of freedom that happens to have an instrument.</w:t>
+              <w:t>Record laxity with its flexion angle and its comparison side, so a later assessment can be read against it.</w:t>
             </w:r>
           </w:p>
         </w:tc>
@@ -6167,7 +6167,7 @@
           </w:tcPr>
           <w:p>
             <w:r>
-              <w:t>3.2.2-P1</w:t>
+              <w:t>3.2.1-P8</w:t>
             </w:r>
           </w:p>
         </w:tc>
@@ -6177,7 +6177,7 @@
           </w:tcPr>
           <w:p>
             <w:r>
-              <w:t>3.2.2</w:t>
+              <w:t>3.2.1</w:t>
             </w:r>
           </w:p>
         </w:tc>
@@ -6187,7 +6187,7 @@
           </w:tcPr>
           <w:p>
             <w:r>
-              <w:t>mrcs</w:t>
+              <w:t>frcs</w:t>
             </w:r>
           </w:p>
         </w:tc>
@@ -6197,7 +6197,7 @@
           </w:tcPr>
           <w:p>
             <w:r>
-              <w:t>Expect effusion to limit flexion early, and reassess range once it has settled rather than recording a limited range as fixed.</w:t>
+              <w:t>Avoid describing a knee as stable on the basis of the degree of freedom that happens to have an instrument.</w:t>
             </w:r>
           </w:p>
         </w:tc>
@@ -6233,7 +6233,7 @@
           </w:tcPr>
           <w:p>
             <w:r>
-              <w:t>3.2.2-P2</w:t>
+              <w:t>3.2.2-P1</w:t>
             </w:r>
           </w:p>
         </w:tc>
@@ -6253,7 +6253,7 @@
           </w:tcPr>
           <w:p>
             <w:r>
-              <w:t>frcs</w:t>
+              <w:t>mrcs</w:t>
             </w:r>
           </w:p>
         </w:tc>
@@ -6263,7 +6263,7 @@
           </w:tcPr>
           <w:p>
             <w:r>
-              <w:t>Treat the flexion arc as the product of surface geometry and ligament length, and note that surgery can alter either independently.</w:t>
+              <w:t>Record two numbers and name the deficit, because an arc alone conceals fixed flexion.</w:t>
             </w:r>
           </w:p>
         </w:tc>
@@ -6299,7 +6299,7 @@
           </w:tcPr>
           <w:p>
             <w:r>
-              <w:t>3.2.2-P3</w:t>
+              <w:t>3.2.2-P2</w:t>
             </w:r>
           </w:p>
         </w:tc>
@@ -6319,7 +6319,7 @@
           </w:tcPr>
           <w:p>
             <w:r>
-              <w:t>frcs</w:t>
+              <w:t>mrcs</w:t>
             </w:r>
           </w:p>
         </w:tc>
@@ -6329,7 +6329,7 @@
           </w:tcPr>
           <w:p>
             <w:r>
-              <w:t>Measure extension deliberately rather than as part of a sweep, since small deficits are both the hardest to measure and the most disabling.</w:t>
+              <w:t>Expect effusion to limit flexion early, and reassess range once it has settled rather than recording a limited range as fixed.</w:t>
             </w:r>
           </w:p>
         </w:tc>
@@ -6365,7 +6365,7 @@
           </w:tcPr>
           <w:p>
             <w:r>
-              <w:t>3.2.2-P4</w:t>
+              <w:t>3.2.2-P3</w:t>
             </w:r>
           </w:p>
         </w:tc>
@@ -6395,7 +6395,7 @@
           </w:tcPr>
           <w:p>
             <w:r>
-              <w:t>Consider slope and offset when a knee does not achieve its expected arc after surgery.</w:t>
+              <w:t>Treat the flexion arc as the product of surface geometry and ligament length, and note that surgery can alter either independently.</w:t>
             </w:r>
           </w:p>
         </w:tc>
@@ -6431,7 +6431,7 @@
           </w:tcPr>
           <w:p>
             <w:r>
-              <w:t>3.2.2-P5</w:t>
+              <w:t>3.2.2-P4</w:t>
             </w:r>
           </w:p>
         </w:tc>
@@ -6461,7 +6461,7 @@
           </w:tcPr>
           <w:p>
             <w:r>
-              <w:t>Avoid quoting a design's published flexion as a patient's expected flexion.</w:t>
+              <w:t>Measure extension deliberately rather than as part of a sweep, since small deficits are both the hardest to measure and the most disabling.</w:t>
             </w:r>
           </w:p>
         </w:tc>
@@ -6497,7 +6497,7 @@
           </w:tcPr>
           <w:p>
             <w:r>
-              <w:t>3.2.3-P1</w:t>
+              <w:t>3.2.2-P5</w:t>
             </w:r>
           </w:p>
         </w:tc>
@@ -6507,7 +6507,7 @@
           </w:tcPr>
           <w:p>
             <w:r>
-              <w:t>3.2.3</w:t>
+              <w:t>3.2.2</w:t>
             </w:r>
           </w:p>
         </w:tc>
@@ -6517,7 +6517,7 @@
           </w:tcPr>
           <w:p>
             <w:r>
-              <w:t>mrcs</w:t>
+              <w:t>frcs</w:t>
             </w:r>
           </w:p>
         </w:tc>
@@ -6527,7 +6527,7 @@
           </w:tcPr>
           <w:p>
             <w:r>
-              <w:t>Grade the pivot shift and record the grade, because it is the only routine measure of this motion.</w:t>
+              <w:t>Record passive and active range separately when assessing a stiff knee, because the difference localises the cause.</w:t>
             </w:r>
           </w:p>
         </w:tc>
@@ -6563,7 +6563,7 @@
           </w:tcPr>
           <w:p>
             <w:r>
-              <w:t>3.2.3-P2</w:t>
+              <w:t>3.2.2-P6</w:t>
             </w:r>
           </w:p>
         </w:tc>
@@ -6573,7 +6573,7 @@
           </w:tcPr>
           <w:p>
             <w:r>
-              <w:t>3.2.3</w:t>
+              <w:t>3.2.2</w:t>
             </w:r>
           </w:p>
         </w:tc>
@@ -6583,7 +6583,7 @@
           </w:tcPr>
           <w:p>
             <w:r>
-              <w:t>mrcs</w:t>
+              <w:t>frcs</w:t>
             </w:r>
           </w:p>
         </w:tc>
@@ -6593,7 +6593,7 @@
           </w:tcPr>
           <w:p>
             <w:r>
-              <w:t>Expect a combined anterior cruciate and anterolateral injury to produce more rotation than either alone.</w:t>
+              <w:t>Consider slope and offset when a knee does not achieve its expected arc after surgery.</w:t>
             </w:r>
           </w:p>
         </w:tc>
@@ -6629,7 +6629,7 @@
           </w:tcPr>
           <w:p>
             <w:r>
-              <w:t>3.2.3-P3</w:t>
+              <w:t>3.2.2-P7</w:t>
             </w:r>
           </w:p>
         </w:tc>
@@ -6639,7 +6639,7 @@
           </w:tcPr>
           <w:p>
             <w:r>
-              <w:t>3.2.3</w:t>
+              <w:t>3.2.2</w:t>
             </w:r>
           </w:p>
         </w:tc>
@@ -6659,7 +6659,7 @@
           </w:tcPr>
           <w:p>
             <w:r>
-              <w:t>Treat internal rotation as the degree of freedom that exposes the limits of current practice: it is the motion patients complain about, the one surgery most often fails to restore, and the one with no number.</w:t>
+              <w:t>Avoid quoting a design's published flexion as a patient's expected flexion.</w:t>
             </w:r>
           </w:p>
         </w:tc>
@@ -6695,7 +6695,7 @@
           </w:tcPr>
           <w:p>
             <w:r>
-              <w:t>3.2.3-P4</w:t>
+              <w:t>3.2.3-P1</w:t>
             </w:r>
           </w:p>
         </w:tc>
@@ -6715,7 +6715,7 @@
           </w:tcPr>
           <w:p>
             <w:r>
-              <w:t>frcs</w:t>
+              <w:t>mrcs</w:t>
             </w:r>
           </w:p>
         </w:tc>
@@ -6725,7 +6725,7 @@
           </w:tcPr>
           <w:p>
             <w:r>
-              <w:t>Grade and document rotation at every assessment, since the absence of an instrument makes the serial record the only comparison available.</w:t>
+              <w:t>Grade the pivot shift and record the grade, because it is the only routine measure of this motion.</w:t>
             </w:r>
           </w:p>
         </w:tc>
@@ -6761,7 +6761,7 @@
           </w:tcPr>
           <w:p>
             <w:r>
-              <w:t>3.2.3-P5</w:t>
+              <w:t>3.2.3-P2</w:t>
             </w:r>
           </w:p>
         </w:tc>
@@ -6781,7 +6781,7 @@
           </w:tcPr>
           <w:p>
             <w:r>
-              <w:t>frcs</w:t>
+              <w:t>mrcs</w:t>
             </w:r>
           </w:p>
         </w:tc>
@@ -6791,7 +6791,7 @@
           </w:tcPr>
           <w:p>
             <w:r>
-              <w:t>Consider an anterolateral procedure where rotational laxity is high, and understand it as restoring a distributed restraint rather than replacing a structure.</w:t>
+              <w:t>Expect a combined anterior cruciate and anterolateral injury to produce more rotation than either alone.</w:t>
             </w:r>
           </w:p>
         </w:tc>
@@ -6827,7 +6827,7 @@
           </w:tcPr>
           <w:p>
             <w:r>
-              <w:t>3.2.3-P6</w:t>
+              <w:t>3.2.3-P3</w:t>
             </w:r>
           </w:p>
         </w:tc>
@@ -6857,7 +6857,7 @@
           </w:tcPr>
           <w:p>
             <w:r>
-              <w:t>Set expectations in terms of rotation rather than translation, because that is what patients describe.</w:t>
+              <w:t>Treat internal rotation as the degree of freedom that exposes the limits of current practice: it is the motion patients complain about, the one surgery most often fails to restore, and the one with no number.</w:t>
             </w:r>
           </w:p>
         </w:tc>
@@ -6893,7 +6893,7 @@
           </w:tcPr>
           <w:p>
             <w:r>
-              <w:t>3.2.3-P7</w:t>
+              <w:t>3.2.3-P4</w:t>
             </w:r>
           </w:p>
         </w:tc>
@@ -6923,7 +6923,7 @@
           </w:tcPr>
           <w:p>
             <w:r>
-              <w:t>Avoid reading a normal arthrometer reading as a stable knee.</w:t>
+              <w:t>Grade and document rotation at every assessment, since the absence of an instrument makes the serial record the only comparison available.</w:t>
             </w:r>
           </w:p>
         </w:tc>
@@ -6959,7 +6959,7 @@
           </w:tcPr>
           <w:p>
             <w:r>
-              <w:t>3.2.4-P1</w:t>
+              <w:t>3.2.3-P5</w:t>
             </w:r>
           </w:p>
         </w:tc>
@@ -6969,7 +6969,7 @@
           </w:tcPr>
           <w:p>
             <w:r>
-              <w:t>3.2.4</w:t>
+              <w:t>3.2.3</w:t>
             </w:r>
           </w:p>
         </w:tc>
@@ -6979,7 +6979,7 @@
           </w:tcPr>
           <w:p>
             <w:r>
-              <w:t>mrcs</w:t>
+              <w:t>frcs</w:t>
             </w:r>
           </w:p>
         </w:tc>
@@ -6989,7 +6989,7 @@
           </w:tcPr>
           <w:p>
             <w:r>
-              <w:t>Examine the posterior cruciate in any knee with increased external rotation at 90 degrees.</w:t>
+              <w:t>Consider an anterolateral procedure where rotational laxity is high, and understand it as restoring a distributed restraint rather than replacing a structure.</w:t>
             </w:r>
           </w:p>
         </w:tc>
@@ -7025,7 +7025,7 @@
           </w:tcPr>
           <w:p>
             <w:r>
-              <w:t>3.2.4-P2</w:t>
+              <w:t>3.2.3-P6</w:t>
             </w:r>
           </w:p>
         </w:tc>
@@ -7035,7 +7035,7 @@
           </w:tcPr>
           <w:p>
             <w:r>
-              <w:t>3.2.4</w:t>
+              <w:t>3.2.3</w:t>
             </w:r>
           </w:p>
         </w:tc>
@@ -7045,7 +7045,7 @@
           </w:tcPr>
           <w:p>
             <w:r>
-              <w:t>mrcs</w:t>
+              <w:t>frcs</w:t>
             </w:r>
           </w:p>
         </w:tc>
@@ -7055,7 +7055,7 @@
           </w:tcPr>
           <w:p>
             <w:r>
-              <w:t>Compare sides rather than using an absolute threshold, since baseline rotation varies between people.</w:t>
+              <w:t>Set expectations in terms of rotation rather than translation, because that is what patients describe.</w:t>
             </w:r>
           </w:p>
         </w:tc>
@@ -7091,7 +7091,7 @@
           </w:tcPr>
           <w:p>
             <w:r>
-              <w:t>3.2.4-P3</w:t>
+              <w:t>3.2.3-P7</w:t>
             </w:r>
           </w:p>
         </w:tc>
@@ -7101,7 +7101,7 @@
           </w:tcPr>
           <w:p>
             <w:r>
-              <w:t>3.2.4</w:t>
+              <w:t>3.2.3</w:t>
             </w:r>
           </w:p>
         </w:tc>
@@ -7121,7 +7121,7 @@
           </w:tcPr>
           <w:p>
             <w:r>
-              <w:t>Treat increased external rotation as a localising sign rather than a severity measure.</w:t>
+              <w:t>Avoid reading a normal arthrometer reading as a stable knee.</w:t>
             </w:r>
           </w:p>
         </w:tc>
@@ -7157,7 +7157,7 @@
           </w:tcPr>
           <w:p>
             <w:r>
-              <w:t>3.2.4-P4</w:t>
+              <w:t>3.2.4-P1</w:t>
             </w:r>
           </w:p>
         </w:tc>
@@ -7177,7 +7177,7 @@
           </w:tcPr>
           <w:p>
             <w:r>
-              <w:t>frcs</w:t>
+              <w:t>mrcs</w:t>
             </w:r>
           </w:p>
         </w:tc>
@@ -7187,7 +7187,7 @@
           </w:tcPr>
           <w:p>
             <w:r>
-              <w:t>Assess alignment in any knee with a posterolateral finding, before planning a soft tissue procedure.</w:t>
+              <w:t>Examine the posterior cruciate in any knee with increased external rotation at 90 degrees.</w:t>
             </w:r>
           </w:p>
         </w:tc>
@@ -7223,7 +7223,7 @@
           </w:tcPr>
           <w:p>
             <w:r>
-              <w:t>3.2.4-P5</w:t>
+              <w:t>3.2.4-P2</w:t>
             </w:r>
           </w:p>
         </w:tc>
@@ -7243,7 +7243,7 @@
           </w:tcPr>
           <w:p>
             <w:r>
-              <w:t>frcs</w:t>
+              <w:t>mrcs</w:t>
             </w:r>
           </w:p>
         </w:tc>
@@ -7253,7 +7253,7 @@
           </w:tcPr>
           <w:p>
             <w:r>
-              <w:t>Read continuity on imaging as insufficient to exclude a corner injury, since tissue heals long.</w:t>
+              <w:t>Compare sides rather than using an absolute threshold, since baseline rotation varies between people.</w:t>
             </w:r>
           </w:p>
         </w:tc>
@@ -7289,7 +7289,7 @@
           </w:tcPr>
           <w:p>
             <w:r>
-              <w:t>3.2.4-P6</w:t>
+              <w:t>3.2.4-P3</w:t>
             </w:r>
           </w:p>
         </w:tc>
@@ -7319,7 +7319,7 @@
           </w:tcPr>
           <w:p>
             <w:r>
-              <w:t>Avoid treating the 10 degree threshold as a boundary rather than a convention.</w:t>
+              <w:t>Treat increased external rotation as a localising sign rather than a severity measure.</w:t>
             </w:r>
           </w:p>
         </w:tc>
@@ -7355,7 +7355,7 @@
           </w:tcPr>
           <w:p>
             <w:r>
-              <w:t>3.2.5-P1</w:t>
+              <w:t>3.2.4-P4</w:t>
             </w:r>
           </w:p>
         </w:tc>
@@ -7365,7 +7365,7 @@
           </w:tcPr>
           <w:p>
             <w:r>
-              <w:t>3.2.5</w:t>
+              <w:t>3.2.4</w:t>
             </w:r>
           </w:p>
         </w:tc>
@@ -7375,7 +7375,7 @@
           </w:tcPr>
           <w:p>
             <w:r>
-              <w:t>mrcs</w:t>
+              <w:t>frcs</w:t>
             </w:r>
           </w:p>
         </w:tc>
@@ -7385,7 +7385,7 @@
           </w:tcPr>
           <w:p>
             <w:r>
-              <w:t>Measure alignment on a long leg film in any knee with coronal laxity, because the two together decide the treatment.</w:t>
+              <w:t>Assess alignment in any knee with a posterolateral finding, before planning a soft tissue procedure.</w:t>
             </w:r>
           </w:p>
         </w:tc>
@@ -7421,7 +7421,7 @@
           </w:tcPr>
           <w:p>
             <w:r>
-              <w:t>3.2.5-P2</w:t>
+              <w:t>3.2.4-P5</w:t>
             </w:r>
           </w:p>
         </w:tc>
@@ -7431,7 +7431,7 @@
           </w:tcPr>
           <w:p>
             <w:r>
-              <w:t>3.2.5</w:t>
+              <w:t>3.2.4</w:t>
             </w:r>
           </w:p>
         </w:tc>
@@ -7441,7 +7441,7 @@
           </w:tcPr>
           <w:p>
             <w:r>
-              <w:t>mrcs</w:t>
+              <w:t>frcs</w:t>
             </w:r>
           </w:p>
         </w:tc>
@@ -7451,7 +7451,7 @@
           </w:tcPr>
           <w:p>
             <w:r>
-              <w:t>Expect laxity and alignment to drive each other, which is the argument for correcting alignment alongside any lateral reconstruction.</w:t>
+              <w:t>Read continuity on imaging as insufficient to exclude a corner injury, since tissue heals long.</w:t>
             </w:r>
           </w:p>
         </w:tc>
@@ -7487,7 +7487,7 @@
           </w:tcPr>
           <w:p>
             <w:r>
-              <w:t>3.2.5-P3</w:t>
+              <w:t>3.2.4-P6</w:t>
             </w:r>
           </w:p>
         </w:tc>
@@ -7497,7 +7497,7 @@
           </w:tcPr>
           <w:p>
             <w:r>
-              <w:t>3.2.5</w:t>
+              <w:t>3.2.4</w:t>
             </w:r>
           </w:p>
         </w:tc>
@@ -7517,7 +7517,7 @@
           </w:tcPr>
           <w:p>
             <w:r>
-              <w:t>Treat varus as a system rather than a sign.</w:t>
+              <w:t>Record both dial angles and the side difference at every assessment, since this is the one rotation with a serial number available.</w:t>
             </w:r>
           </w:p>
         </w:tc>
@@ -7553,7 +7553,7 @@
           </w:tcPr>
           <w:p>
             <w:r>
-              <w:t>3.2.5-P4</w:t>
+              <w:t>3.2.4-P7</w:t>
             </w:r>
           </w:p>
         </w:tc>
@@ -7563,7 +7563,7 @@
           </w:tcPr>
           <w:p>
             <w:r>
-              <w:t>3.2.5</w:t>
+              <w:t>3.2.4</w:t>
             </w:r>
           </w:p>
         </w:tc>
@@ -7583,7 +7583,7 @@
           </w:tcPr>
           <w:p>
             <w:r>
-              <w:t>Correct alignment before or with a lateral reconstruction in a varus limb, and say so in the plan rather than treating it as optional.</w:t>
+              <w:t>Avoid treating the 10 degree threshold as a boundary rather than a convention.</w:t>
             </w:r>
           </w:p>
         </w:tc>
@@ -7619,7 +7619,7 @@
           </w:tcPr>
           <w:p>
             <w:r>
-              <w:t>3.2.5-P5</w:t>
+              <w:t>3.2.5-P1</w:t>
             </w:r>
           </w:p>
         </w:tc>
@@ -7639,7 +7639,7 @@
           </w:tcPr>
           <w:p>
             <w:r>
-              <w:t>frcs</w:t>
+              <w:t>mrcs</w:t>
             </w:r>
           </w:p>
         </w:tc>
@@ -7649,7 +7649,7 @@
           </w:tcPr>
           <w:p>
             <w:r>
-              <w:t>Measure on weight bearing films, since a supine measurement describes an unloaded knee.</w:t>
+              <w:t>Measure alignment on a long leg film in any knee with coronal laxity, because the two together decide the treatment.</w:t>
             </w:r>
           </w:p>
         </w:tc>
@@ -7685,7 +7685,7 @@
           </w:tcPr>
           <w:p>
             <w:r>
-              <w:t>3.2.5-P6</w:t>
+              <w:t>3.2.5-P2</w:t>
             </w:r>
           </w:p>
         </w:tc>
@@ -7705,7 +7705,7 @@
           </w:tcPr>
           <w:p>
             <w:r>
-              <w:t>frcs</w:t>
+              <w:t>mrcs</w:t>
             </w:r>
           </w:p>
         </w:tc>
@@ -7715,7 +7715,7 @@
           </w:tcPr>
           <w:p>
             <w:r>
-              <w:t>Avoid reconstructing laxity in a limb whose alignment caused it.</w:t>
+              <w:t>Expect laxity and alignment to drive each other, which is the argument for correcting alignment alongside any lateral reconstruction.</w:t>
             </w:r>
           </w:p>
         </w:tc>
@@ -7751,7 +7751,7 @@
           </w:tcPr>
           <w:p>
             <w:r>
-              <w:t>3.2.6-P1</w:t>
+              <w:t>3.2.5-P3</w:t>
             </w:r>
           </w:p>
         </w:tc>
@@ -7761,7 +7761,7 @@
           </w:tcPr>
           <w:p>
             <w:r>
-              <w:t>3.2.6</w:t>
+              <w:t>3.2.5</w:t>
             </w:r>
           </w:p>
         </w:tc>
@@ -7771,7 +7771,7 @@
           </w:tcPr>
           <w:p>
             <w:r>
-              <w:t>mrcs</w:t>
+              <w:t>frcs</w:t>
             </w:r>
           </w:p>
         </w:tc>
@@ -7781,7 +7781,7 @@
           </w:tcPr>
           <w:p>
             <w:r>
-              <w:t>Examine the anterior cruciate in any complete medial injury.</w:t>
+              <w:t>Treat varus as a system rather than a sign.</w:t>
             </w:r>
           </w:p>
         </w:tc>
@@ -7817,7 +7817,7 @@
           </w:tcPr>
           <w:p>
             <w:r>
-              <w:t>3.2.6-P2</w:t>
+              <w:t>3.2.5-P4</w:t>
             </w:r>
           </w:p>
         </w:tc>
@@ -7827,7 +7827,7 @@
           </w:tcPr>
           <w:p>
             <w:r>
-              <w:t>3.2.6</w:t>
+              <w:t>3.2.5</w:t>
             </w:r>
           </w:p>
         </w:tc>
@@ -7837,7 +7837,7 @@
           </w:tcPr>
           <w:p>
             <w:r>
-              <w:t>mrcs</w:t>
+              <w:t>frcs</w:t>
             </w:r>
           </w:p>
         </w:tc>
@@ -7847,7 +7847,7 @@
           </w:tcPr>
           <w:p>
             <w:r>
-              <w:t>Treat bracing as a mechanical intervention aimed at healing position, and explain it that way.</w:t>
+              <w:t>Correct alignment before or with a lateral reconstruction in a varus limb, and say so in the plan rather than treating it as optional.</w:t>
             </w:r>
           </w:p>
         </w:tc>
@@ -7883,7 +7883,7 @@
           </w:tcPr>
           <w:p>
             <w:r>
-              <w:t>3.2.6-P3</w:t>
+              <w:t>3.2.5-P5</w:t>
             </w:r>
           </w:p>
         </w:tc>
@@ -7893,7 +7893,7 @@
           </w:tcPr>
           <w:p>
             <w:r>
-              <w:t>3.2.6</w:t>
+              <w:t>3.2.5</w:t>
             </w:r>
           </w:p>
         </w:tc>
@@ -7913,7 +7913,7 @@
           </w:tcPr>
           <w:p>
             <w:r>
-              <w:t>Treat medial laxity as a question about length rather than continuity.</w:t>
+              <w:t>Measure on weight bearing films, since a supine measurement describes an unloaded knee.</w:t>
             </w:r>
           </w:p>
         </w:tc>
@@ -7949,7 +7949,7 @@
           </w:tcPr>
           <w:p>
             <w:r>
-              <w:t>3.2.6-P4</w:t>
+              <w:t>3.2.5-P6</w:t>
             </w:r>
           </w:p>
         </w:tc>
@@ -7959,7 +7959,7 @@
           </w:tcPr>
           <w:p>
             <w:r>
-              <w:t>3.2.6</w:t>
+              <w:t>3.2.5</w:t>
             </w:r>
           </w:p>
         </w:tc>
@@ -7979,7 +7979,7 @@
           </w:tcPr>
           <w:p>
             <w:r>
-              <w:t>Delay the decision in an isolated medial injury where the anatomy says healing is likely, and re-examine rather than operating on the first finding.</w:t>
+              <w:t>Record thrust explicitly, because it predicts the mechanical environment a construct will live in.</w:t>
             </w:r>
           </w:p>
         </w:tc>
@@ -8015,7 +8015,7 @@
           </w:tcPr>
           <w:p>
             <w:r>
-              <w:t>3.2.6-P5</w:t>
+              <w:t>3.2.5-P7</w:t>
             </w:r>
           </w:p>
         </w:tc>
@@ -8025,7 +8025,7 @@
           </w:tcPr>
           <w:p>
             <w:r>
-              <w:t>3.2.6</w:t>
+              <w:t>3.2.5</w:t>
             </w:r>
           </w:p>
         </w:tc>
@@ -8045,7 +8045,7 @@
           </w:tcPr>
           <w:p>
             <w:r>
-              <w:t>Assess alignment before reconstructing chronic medial laxity, since a valgus limb protects a medial reconstruction and a varus one does not.</w:t>
+              <w:t>Avoid reconstructing laxity in a limb whose alignment caused it.</w:t>
             </w:r>
           </w:p>
         </w:tc>
@@ -8081,7 +8081,7 @@
           </w:tcPr>
           <w:p>
             <w:r>
-              <w:t>3.2.6-P6</w:t>
+              <w:t>3.2.6-P1</w:t>
             </w:r>
           </w:p>
         </w:tc>
@@ -8101,7 +8101,7 @@
           </w:tcPr>
           <w:p>
             <w:r>
-              <w:t>frcs</w:t>
+              <w:t>mrcs</w:t>
             </w:r>
           </w:p>
         </w:tc>
@@ -8111,7 +8111,7 @@
           </w:tcPr>
           <w:p>
             <w:r>
-              <w:t>Consider shortening rather than only reattaching in a chronic injury, because the problem is length.</w:t>
+              <w:t>Examine the anterior cruciate in any complete medial injury.</w:t>
             </w:r>
           </w:p>
         </w:tc>
@@ -8147,7 +8147,7 @@
           </w:tcPr>
           <w:p>
             <w:r>
-              <w:t>3.2.6-P7</w:t>
+              <w:t>3.2.6-P2</w:t>
             </w:r>
           </w:p>
         </w:tc>
@@ -8167,7 +8167,7 @@
           </w:tcPr>
           <w:p>
             <w:r>
-              <w:t>frcs</w:t>
+              <w:t>mrcs</w:t>
             </w:r>
           </w:p>
         </w:tc>
@@ -8177,7 +8177,7 @@
           </w:tcPr>
           <w:p>
             <w:r>
-              <w:t>Avoid reading continuity on imaging as competence.</w:t>
+              <w:t>Treat bracing as a mechanical intervention aimed at healing position, and explain it that way.</w:t>
             </w:r>
           </w:p>
         </w:tc>
@@ -8213,7 +8213,7 @@
           </w:tcPr>
           <w:p>
             <w:r>
-              <w:t>3.2.7-P1</w:t>
+              <w:t>3.2.6-P3</w:t>
             </w:r>
           </w:p>
         </w:tc>
@@ -8223,7 +8223,7 @@
           </w:tcPr>
           <w:p>
             <w:r>
-              <w:t>3.2.7</w:t>
+              <w:t>3.2.6</w:t>
             </w:r>
           </w:p>
         </w:tc>
@@ -8233,7 +8233,7 @@
           </w:tcPr>
           <w:p>
             <w:r>
-              <w:t>mrcs</w:t>
+              <w:t>frcs</w:t>
             </w:r>
           </w:p>
         </w:tc>
@@ -8243,7 +8243,7 @@
           </w:tcPr>
           <w:p>
             <w:r>
-              <w:t>Examine the menisci in a chronic cruciate deficient knee, because the secondary restraint is under load and fails over time.</w:t>
+              <w:t>Treat medial laxity as a question about length rather than continuity.</w:t>
             </w:r>
           </w:p>
         </w:tc>
@@ -8279,7 +8279,7 @@
           </w:tcPr>
           <w:p>
             <w:r>
-              <w:t>3.2.7-P2</w:t>
+              <w:t>3.2.6-P4</w:t>
             </w:r>
           </w:p>
         </w:tc>
@@ -8289,7 +8289,7 @@
           </w:tcPr>
           <w:p>
             <w:r>
-              <w:t>3.2.7</w:t>
+              <w:t>3.2.6</w:t>
             </w:r>
           </w:p>
         </w:tc>
@@ -8299,7 +8299,7 @@
           </w:tcPr>
           <w:p>
             <w:r>
-              <w:t>mrcs</w:t>
+              <w:t>frcs</w:t>
             </w:r>
           </w:p>
         </w:tc>
@@ -8309,7 +8309,7 @@
           </w:tcPr>
           <w:p>
             <w:r>
-              <w:t>Measure side to side rather than absolute, since baseline laxity varies widely.</w:t>
+              <w:t>Delay the decision in an isolated medial injury where the anatomy says healing is likely, and re-examine rather than operating on the first finding.</w:t>
             </w:r>
           </w:p>
         </w:tc>
@@ -8345,7 +8345,7 @@
           </w:tcPr>
           <w:p>
             <w:r>
-              <w:t>3.2.7-P3</w:t>
+              <w:t>3.2.6-P5</w:t>
             </w:r>
           </w:p>
         </w:tc>
@@ -8355,7 +8355,7 @@
           </w:tcPr>
           <w:p>
             <w:r>
-              <w:t>3.2.7</w:t>
+              <w:t>3.2.6</w:t>
             </w:r>
           </w:p>
         </w:tc>
@@ -8365,7 +8365,7 @@
           </w:tcPr>
           <w:p>
             <w:r>
-              <w:t>mrcs</w:t>
+              <w:t>frcs</w:t>
             </w:r>
           </w:p>
         </w:tc>
@@ -8375,7 +8375,7 @@
           </w:tcPr>
           <w:p>
             <w:r>
-              <w:t>Avoid concluding that a knee is stable from a normal arthrometer reading alone.</w:t>
+              <w:t>Assess alignment before reconstructing chronic medial laxity, since a valgus limb protects a medial reconstruction and a varus one does not.</w:t>
             </w:r>
           </w:p>
         </w:tc>
@@ -8411,7 +8411,7 @@
           </w:tcPr>
           <w:p>
             <w:r>
-              <w:t>3.2.7-P4</w:t>
+              <w:t>3.2.6-P6</w:t>
             </w:r>
           </w:p>
         </w:tc>
@@ -8421,7 +8421,7 @@
           </w:tcPr>
           <w:p>
             <w:r>
-              <w:t>3.2.7</w:t>
+              <w:t>3.2.6</w:t>
             </w:r>
           </w:p>
         </w:tc>
@@ -8441,7 +8441,7 @@
           </w:tcPr>
           <w:p>
             <w:r>
-              <w:t>Treat anterior translation as a partial description of anterior instability.</w:t>
+              <w:t>Consider shortening rather than only reattaching in a chronic injury, because the problem is length.</w:t>
             </w:r>
           </w:p>
         </w:tc>
@@ -8477,7 +8477,7 @@
           </w:tcPr>
           <w:p>
             <w:r>
-              <w:t>3.2.7-P5</w:t>
+              <w:t>3.2.6-P7</w:t>
             </w:r>
           </w:p>
         </w:tc>
@@ -8487,7 +8487,7 @@
           </w:tcPr>
           <w:p>
             <w:r>
-              <w:t>3.2.7</w:t>
+              <w:t>3.2.6</w:t>
             </w:r>
           </w:p>
         </w:tc>
@@ -8507,7 +8507,7 @@
           </w:tcPr>
           <w:p>
             <w:r>
-              <w:t>Assess rotation alongside translation before judging a reconstruction, since only one of the two has an instrument.</w:t>
+              <w:t>Avoid reading continuity on imaging as competence.</w:t>
             </w:r>
           </w:p>
         </w:tc>
@@ -8543,7 +8543,7 @@
           </w:tcPr>
           <w:p>
             <w:r>
-              <w:t>3.2.7-P6</w:t>
+              <w:t>3.2.7-P1</w:t>
             </w:r>
           </w:p>
         </w:tc>
@@ -8563,7 +8563,7 @@
           </w:tcPr>
           <w:p>
             <w:r>
-              <w:t>frcs</w:t>
+              <w:t>mrcs</w:t>
             </w:r>
           </w:p>
         </w:tc>
@@ -8573,7 +8573,7 @@
           </w:tcPr>
           <w:p>
             <w:r>
-              <w:t>Measure slope in a revision, because it is a modifiable bony cause of a repeated ligamentous failure.</w:t>
+              <w:t>Examine the menisci in a chronic cruciate deficient knee, because the secondary restraint is under load and fails over time.</w:t>
             </w:r>
           </w:p>
         </w:tc>
@@ -8609,7 +8609,7 @@
           </w:tcPr>
           <w:p>
             <w:r>
-              <w:t>3.2.7-P7</w:t>
+              <w:t>3.2.7-P2</w:t>
             </w:r>
           </w:p>
         </w:tc>
@@ -8629,7 +8629,7 @@
           </w:tcPr>
           <w:p>
             <w:r>
-              <w:t>frcs</w:t>
+              <w:t>mrcs</w:t>
             </w:r>
           </w:p>
         </w:tc>
@@ -8639,7 +8639,7 @@
           </w:tcPr>
           <w:p>
             <w:r>
-              <w:t>Preserve meniscal tissue in a cruciate deficient knee, since the secondary restraint protects the primary one and the graft that replaces it.</w:t>
+              <w:t>Measure side to side rather than absolute, since baseline laxity varies widely.</w:t>
             </w:r>
           </w:p>
         </w:tc>
@@ -8675,7 +8675,7 @@
           </w:tcPr>
           <w:p>
             <w:r>
-              <w:t>3.2.7-P8</w:t>
+              <w:t>3.2.7-P3</w:t>
             </w:r>
           </w:p>
         </w:tc>
@@ -8695,7 +8695,7 @@
           </w:tcPr>
           <w:p>
             <w:r>
-              <w:t>frcs</w:t>
+              <w:t>mrcs</w:t>
             </w:r>
           </w:p>
         </w:tc>
@@ -8705,7 +8705,7 @@
           </w:tcPr>
           <w:p>
             <w:r>
-              <w:t>Avoid treating a measured translation as the outcome of interest when the patient's complaint is rotational.</w:t>
+              <w:t>Avoid concluding that a knee is stable from a normal arthrometer reading alone.</w:t>
             </w:r>
           </w:p>
         </w:tc>
@@ -8741,7 +8741,7 @@
           </w:tcPr>
           <w:p>
             <w:r>
-              <w:t>3.2.8-P1</w:t>
+              <w:t>3.2.7-P4</w:t>
             </w:r>
           </w:p>
         </w:tc>
@@ -8751,7 +8751,7 @@
           </w:tcPr>
           <w:p>
             <w:r>
-              <w:t>3.2.8</w:t>
+              <w:t>3.2.7</w:t>
             </w:r>
           </w:p>
         </w:tc>
@@ -8761,7 +8761,7 @@
           </w:tcPr>
           <w:p>
             <w:r>
-              <w:t>medical_student</w:t>
+              <w:t>frcs</w:t>
             </w:r>
           </w:p>
         </w:tc>
@@ -8771,7 +8771,7 @@
           </w:tcPr>
           <w:p>
             <w:r>
-              <w:t>Read the resting step off before pushing.</w:t>
+              <w:t>Treat anterior translation as a partial description of anterior instability.</w:t>
             </w:r>
           </w:p>
         </w:tc>
@@ -8807,7 +8807,7 @@
           </w:tcPr>
           <w:p>
             <w:r>
-              <w:t>3.2.8-P2</w:t>
+              <w:t>3.2.7-P5</w:t>
             </w:r>
           </w:p>
         </w:tc>
@@ -8817,7 +8817,7 @@
           </w:tcPr>
           <w:p>
             <w:r>
-              <w:t>3.2.8</w:t>
+              <w:t>3.2.7</w:t>
             </w:r>
           </w:p>
         </w:tc>
@@ -8827,7 +8827,7 @@
           </w:tcPr>
           <w:p>
             <w:r>
-              <w:t>mrcs</w:t>
+              <w:t>frcs</w:t>
             </w:r>
           </w:p>
         </w:tc>
@@ -8837,7 +8837,7 @@
           </w:tcPr>
           <w:p>
             <w:r>
-              <w:t>Examine the posterolateral corner in every posterior cruciate injury, since the combination changes the treatment.</w:t>
+              <w:t>Assess rotation alongside translation before judging a reconstruction, since only one of the two has an instrument.</w:t>
             </w:r>
           </w:p>
         </w:tc>
@@ -8873,7 +8873,7 @@
           </w:tcPr>
           <w:p>
             <w:r>
-              <w:t>3.2.8-P3</w:t>
+              <w:t>3.2.7-P6</w:t>
             </w:r>
           </w:p>
         </w:tc>
@@ -8883,7 +8883,7 @@
           </w:tcPr>
           <w:p>
             <w:r>
-              <w:t>3.2.8</w:t>
+              <w:t>3.2.7</w:t>
             </w:r>
           </w:p>
         </w:tc>
@@ -8893,7 +8893,7 @@
           </w:tcPr>
           <w:p>
             <w:r>
-              <w:t>mrcs</w:t>
+              <w:t>frcs</w:t>
             </w:r>
           </w:p>
         </w:tc>
@@ -8903,7 +8903,7 @@
           </w:tcPr>
           <w:p>
             <w:r>
-              <w:t>Read an intact posterior cruciate on imaging as compatible with laxity, because healing in continuity at length is common.</w:t>
+              <w:t>Measure slope in a revision, because it is a modifiable bony cause of a repeated ligamentous failure.</w:t>
             </w:r>
           </w:p>
         </w:tc>
@@ -8939,7 +8939,7 @@
           </w:tcPr>
           <w:p>
             <w:r>
-              <w:t>3.2.8-P4</w:t>
+              <w:t>3.2.7-P7</w:t>
             </w:r>
           </w:p>
         </w:tc>
@@ -8949,7 +8949,7 @@
           </w:tcPr>
           <w:p>
             <w:r>
-              <w:t>3.2.8</w:t>
+              <w:t>3.2.7</w:t>
             </w:r>
           </w:p>
         </w:tc>
@@ -8959,7 +8959,7 @@
           </w:tcPr>
           <w:p>
             <w:r>
-              <w:t>mrcs</w:t>
+              <w:t>frcs</w:t>
             </w:r>
           </w:p>
         </w:tc>
@@ -8969,7 +8969,7 @@
           </w:tcPr>
           <w:p>
             <w:r>
-              <w:t>Expect downhill and stair symptoms rather than rotational giving way.</w:t>
+              <w:t>Preserve meniscal tissue in a cruciate deficient knee, since the secondary restraint protects the primary one and the graft that replaces it.</w:t>
             </w:r>
           </w:p>
         </w:tc>
@@ -9005,7 +9005,7 @@
           </w:tcPr>
           <w:p>
             <w:r>
-              <w:t>3.2.8-P5</w:t>
+              <w:t>3.2.7-P8</w:t>
             </w:r>
           </w:p>
         </w:tc>
@@ -9015,7 +9015,7 @@
           </w:tcPr>
           <w:p>
             <w:r>
-              <w:t>3.2.8</w:t>
+              <w:t>3.2.7</w:t>
             </w:r>
           </w:p>
         </w:tc>
@@ -9035,7 +9035,7 @@
           </w:tcPr>
           <w:p>
             <w:r>
-              <w:t>Treat the posterior cruciate as the restraint and the corner as the modifier.</w:t>
+              <w:t>Avoid treating a measured translation as the outcome of interest when the patient's complaint is rotational.</w:t>
             </w:r>
           </w:p>
         </w:tc>
@@ -9071,7 +9071,7 @@
           </w:tcPr>
           <w:p>
             <w:r>
-              <w:t>3.2.8-P6</w:t>
+              <w:t>3.2.8-P1</w:t>
             </w:r>
           </w:p>
         </w:tc>
@@ -9091,7 +9091,7 @@
           </w:tcPr>
           <w:p>
             <w:r>
-              <w:t>frcs</w:t>
+              <w:t>medical_student</w:t>
             </w:r>
           </w:p>
         </w:tc>
@@ -9101,7 +9101,7 @@
           </w:tcPr>
           <w:p>
             <w:r>
-              <w:t>Measure with stress radiography where the grade decides the treatment, rather than relying on a clinical estimate from an uncertain starting position.</w:t>
+              <w:t>Read the resting step off before pushing.</w:t>
             </w:r>
           </w:p>
         </w:tc>
@@ -9137,7 +9137,7 @@
           </w:tcPr>
           <w:p>
             <w:r>
-              <w:t>3.2.8-P7</w:t>
+              <w:t>3.2.8-P2</w:t>
             </w:r>
           </w:p>
         </w:tc>
@@ -9157,7 +9157,7 @@
           </w:tcPr>
           <w:p>
             <w:r>
-              <w:t>frcs</w:t>
+              <w:t>mrcs</w:t>
             </w:r>
           </w:p>
         </w:tc>
@@ -9167,7 +9167,7 @@
           </w:tcPr>
           <w:p>
             <w:r>
-              <w:t>Assess alignment in any chronic posterolateral injury before planning reconstruction.</w:t>
+              <w:t>Examine the posterolateral corner in every posterior cruciate injury, since the combination changes the treatment.</w:t>
             </w:r>
           </w:p>
         </w:tc>
@@ -9203,7 +9203,7 @@
           </w:tcPr>
           <w:p>
             <w:r>
-              <w:t>3.2.8-P8</w:t>
+              <w:t>3.2.8-P3</w:t>
             </w:r>
           </w:p>
         </w:tc>
@@ -9223,7 +9223,7 @@
           </w:tcPr>
           <w:p>
             <w:r>
-              <w:t>frcs</w:t>
+              <w:t>mrcs</w:t>
             </w:r>
           </w:p>
         </w:tc>
@@ -9233,7 +9233,7 @@
           </w:tcPr>
           <w:p>
             <w:r>
-              <w:t>Expect partial healing and reassess rather than treating the early finding as final.</w:t>
+              <w:t>Read an intact posterior cruciate on imaging as compatible with laxity, because healing in continuity at length is common.</w:t>
             </w:r>
           </w:p>
         </w:tc>
@@ -9269,7 +9269,7 @@
           </w:tcPr>
           <w:p>
             <w:r>
-              <w:t>3.2.8-P9</w:t>
+              <w:t>3.2.8-P4</w:t>
             </w:r>
           </w:p>
         </w:tc>
@@ -9289,7 +9289,7 @@
           </w:tcPr>
           <w:p>
             <w:r>
-              <w:t>frcs</w:t>
+              <w:t>mrcs</w:t>
             </w:r>
           </w:p>
         </w:tc>
@@ -9299,7 +9299,7 @@
           </w:tcPr>
           <w:p>
             <w:r>
-              <w:t>Avoid reconstructing a posterior cruciate in a varus limb without addressing the alignment.</w:t>
+              <w:t>Expect downhill and stair symptoms rather than rotational giving way.</w:t>
             </w:r>
           </w:p>
         </w:tc>
@@ -9335,7 +9335,7 @@
           </w:tcPr>
           <w:p>
             <w:r>
-              <w:t>3.2.9-P1</w:t>
+              <w:t>3.2.8-P5</w:t>
             </w:r>
           </w:p>
         </w:tc>
@@ -9345,7 +9345,7 @@
           </w:tcPr>
           <w:p>
             <w:r>
-              <w:t>3.2.9</w:t>
+              <w:t>3.2.8</w:t>
             </w:r>
           </w:p>
         </w:tc>
@@ -9355,7 +9355,7 @@
           </w:tcPr>
           <w:p>
             <w:r>
-              <w:t>mrcs</w:t>
+              <w:t>frcs</w:t>
             </w:r>
           </w:p>
         </w:tc>
@@ -9365,7 +9365,7 @@
           </w:tcPr>
           <w:p>
             <w:r>
-              <w:t>Read a rotatory test as the more informative one when anterior cruciate function is in question, since it loads the coupled pair.</w:t>
+              <w:t>Treat the posterior cruciate as the restraint and the corner as the modifier.</w:t>
             </w:r>
           </w:p>
         </w:tc>
@@ -9401,7 +9401,7 @@
           </w:tcPr>
           <w:p>
             <w:r>
-              <w:t>3.2.9-P2</w:t>
+              <w:t>3.2.8-P6</w:t>
             </w:r>
           </w:p>
         </w:tc>
@@ -9411,7 +9411,7 @@
           </w:tcPr>
           <w:p>
             <w:r>
-              <w:t>3.2.9</w:t>
+              <w:t>3.2.8</w:t>
             </w:r>
           </w:p>
         </w:tc>
@@ -9421,7 +9421,7 @@
           </w:tcPr>
           <w:p>
             <w:r>
-              <w:t>mrcs</w:t>
+              <w:t>frcs</w:t>
             </w:r>
           </w:p>
         </w:tc>
@@ -9431,7 +9431,7 @@
           </w:tcPr>
           <w:p>
             <w:r>
-              <w:t>Expect a knee with a meniscal and a ligament injury to behave worse than either alone, because both act on the same path.</w:t>
+              <w:t>Measure with stress radiography where the grade decides the treatment, rather than relying on a clinical estimate from an uncertain starting position.</w:t>
             </w:r>
           </w:p>
         </w:tc>
@@ -9467,7 +9467,7 @@
           </w:tcPr>
           <w:p>
             <w:r>
-              <w:t>3.2.9-P3</w:t>
+              <w:t>3.2.8-P7</w:t>
             </w:r>
           </w:p>
         </w:tc>
@@ -9477,7 +9477,7 @@
           </w:tcPr>
           <w:p>
             <w:r>
-              <w:t>3.2.9</w:t>
+              <w:t>3.2.8</w:t>
             </w:r>
           </w:p>
         </w:tc>
@@ -9497,7 +9497,7 @@
           </w:tcPr>
           <w:p>
             <w:r>
-              <w:t>Treat coupling as the reason rotatory laxity and translational laxity dissociate after reconstruction.</w:t>
+              <w:t>Assess alignment in any chronic posterolateral injury before planning reconstruction.</w:t>
             </w:r>
           </w:p>
         </w:tc>
@@ -9533,7 +9533,7 @@
           </w:tcPr>
           <w:p>
             <w:r>
-              <w:t>3.2.9-P4</w:t>
+              <w:t>3.2.8-P8</w:t>
             </w:r>
           </w:p>
         </w:tc>
@@ -9543,7 +9543,7 @@
           </w:tcPr>
           <w:p>
             <w:r>
-              <w:t>3.2.9</w:t>
+              <w:t>3.2.8</w:t>
             </w:r>
           </w:p>
         </w:tc>
@@ -9563,7 +9563,7 @@
           </w:tcPr>
           <w:p>
             <w:r>
-              <w:t>Assess rotation as well as translation before calling a reconstruction successful.</w:t>
+              <w:t>Expect partial healing and reassess rather than treating the early finding as final.</w:t>
             </w:r>
           </w:p>
         </w:tc>
@@ -9599,7 +9599,7 @@
           </w:tcPr>
           <w:p>
             <w:r>
-              <w:t>3.2.9-P5</w:t>
+              <w:t>3.2.8-P9</w:t>
             </w:r>
           </w:p>
         </w:tc>
@@ -9609,7 +9609,7 @@
           </w:tcPr>
           <w:p>
             <w:r>
-              <w:t>3.2.9</w:t>
+              <w:t>3.2.8</w:t>
             </w:r>
           </w:p>
         </w:tc>
@@ -9629,7 +9629,7 @@
           </w:tcPr>
           <w:p>
             <w:r>
-              <w:t>Consider the coupled contribution of slope and lateral plateau shape when a graft fails without a new injury.</w:t>
+              <w:t>Avoid reconstructing a posterior cruciate in a varus limb without addressing the alignment.</w:t>
             </w:r>
           </w:p>
         </w:tc>
@@ -9665,7 +9665,403 @@
           </w:tcPr>
           <w:p>
             <w:r>
+              <w:t>3.2.9-P1</w:t>
+            </w:r>
+          </w:p>
+        </w:tc>
+        <w:tc>
+          <w:tcPr>
+            <w:tcW w:type="dxa" w:w="706"/>
+          </w:tcPr>
+          <w:p>
+            <w:r>
+              <w:t>3.2.9</w:t>
+            </w:r>
+          </w:p>
+        </w:tc>
+        <w:tc>
+          <w:tcPr>
+            <w:tcW w:type="dxa" w:w="988"/>
+          </w:tcPr>
+          <w:p>
+            <w:r>
+              <w:t>mrcs</w:t>
+            </w:r>
+          </w:p>
+        </w:tc>
+        <w:tc>
+          <w:tcPr>
+            <w:tcW w:type="dxa" w:w="5927"/>
+          </w:tcPr>
+          <w:p>
+            <w:r>
+              <w:t>Read a rotatory test as the more informative one when anterior cruciate function is in question, since it loads the coupled pair.</w:t>
+            </w:r>
+          </w:p>
+        </w:tc>
+        <w:tc>
+          <w:tcPr>
+            <w:tcW w:type="dxa" w:w="1411"/>
+          </w:tcPr>
+          <w:p>
+            <w:r/>
+          </w:p>
+        </w:tc>
+        <w:tc>
+          <w:tcPr>
+            <w:tcW w:type="dxa" w:w="1835"/>
+          </w:tcPr>
+          <w:p>
+            <w:r/>
+          </w:p>
+        </w:tc>
+        <w:tc>
+          <w:tcPr>
+            <w:tcW w:type="dxa" w:w="2258"/>
+          </w:tcPr>
+          <w:p>
+            <w:r/>
+          </w:p>
+        </w:tc>
+      </w:tr>
+      <w:tr>
+        <w:tc>
+          <w:tcPr>
+            <w:tcW w:type="dxa" w:w="988"/>
+          </w:tcPr>
+          <w:p>
+            <w:r>
+              <w:t>3.2.9-P2</w:t>
+            </w:r>
+          </w:p>
+        </w:tc>
+        <w:tc>
+          <w:tcPr>
+            <w:tcW w:type="dxa" w:w="706"/>
+          </w:tcPr>
+          <w:p>
+            <w:r>
+              <w:t>3.2.9</w:t>
+            </w:r>
+          </w:p>
+        </w:tc>
+        <w:tc>
+          <w:tcPr>
+            <w:tcW w:type="dxa" w:w="988"/>
+          </w:tcPr>
+          <w:p>
+            <w:r>
+              <w:t>mrcs</w:t>
+            </w:r>
+          </w:p>
+        </w:tc>
+        <w:tc>
+          <w:tcPr>
+            <w:tcW w:type="dxa" w:w="5927"/>
+          </w:tcPr>
+          <w:p>
+            <w:r>
+              <w:t>Record the coupled findings together in posterolateral injury rather than grading varus alone.</w:t>
+            </w:r>
+          </w:p>
+        </w:tc>
+        <w:tc>
+          <w:tcPr>
+            <w:tcW w:type="dxa" w:w="1411"/>
+          </w:tcPr>
+          <w:p>
+            <w:r/>
+          </w:p>
+        </w:tc>
+        <w:tc>
+          <w:tcPr>
+            <w:tcW w:type="dxa" w:w="1835"/>
+          </w:tcPr>
+          <w:p>
+            <w:r/>
+          </w:p>
+        </w:tc>
+        <w:tc>
+          <w:tcPr>
+            <w:tcW w:type="dxa" w:w="2258"/>
+          </w:tcPr>
+          <w:p>
+            <w:r/>
+          </w:p>
+        </w:tc>
+      </w:tr>
+      <w:tr>
+        <w:tc>
+          <w:tcPr>
+            <w:tcW w:type="dxa" w:w="988"/>
+          </w:tcPr>
+          <w:p>
+            <w:r>
+              <w:t>3.2.9-P3</w:t>
+            </w:r>
+          </w:p>
+        </w:tc>
+        <w:tc>
+          <w:tcPr>
+            <w:tcW w:type="dxa" w:w="706"/>
+          </w:tcPr>
+          <w:p>
+            <w:r>
+              <w:t>3.2.9</w:t>
+            </w:r>
+          </w:p>
+        </w:tc>
+        <w:tc>
+          <w:tcPr>
+            <w:tcW w:type="dxa" w:w="988"/>
+          </w:tcPr>
+          <w:p>
+            <w:r>
+              <w:t>mrcs</w:t>
+            </w:r>
+          </w:p>
+        </w:tc>
+        <w:tc>
+          <w:tcPr>
+            <w:tcW w:type="dxa" w:w="5927"/>
+          </w:tcPr>
+          <w:p>
+            <w:r>
+              <w:t>Expect a knee with a meniscal and a ligament injury to behave worse than either alone, because both act on the same path.</w:t>
+            </w:r>
+          </w:p>
+        </w:tc>
+        <w:tc>
+          <w:tcPr>
+            <w:tcW w:type="dxa" w:w="1411"/>
+          </w:tcPr>
+          <w:p>
+            <w:r/>
+          </w:p>
+        </w:tc>
+        <w:tc>
+          <w:tcPr>
+            <w:tcW w:type="dxa" w:w="1835"/>
+          </w:tcPr>
+          <w:p>
+            <w:r/>
+          </w:p>
+        </w:tc>
+        <w:tc>
+          <w:tcPr>
+            <w:tcW w:type="dxa" w:w="2258"/>
+          </w:tcPr>
+          <w:p>
+            <w:r/>
+          </w:p>
+        </w:tc>
+      </w:tr>
+      <w:tr>
+        <w:tc>
+          <w:tcPr>
+            <w:tcW w:type="dxa" w:w="988"/>
+          </w:tcPr>
+          <w:p>
+            <w:r>
+              <w:t>3.2.9-P4</w:t>
+            </w:r>
+          </w:p>
+        </w:tc>
+        <w:tc>
+          <w:tcPr>
+            <w:tcW w:type="dxa" w:w="706"/>
+          </w:tcPr>
+          <w:p>
+            <w:r>
+              <w:t>3.2.9</w:t>
+            </w:r>
+          </w:p>
+        </w:tc>
+        <w:tc>
+          <w:tcPr>
+            <w:tcW w:type="dxa" w:w="988"/>
+          </w:tcPr>
+          <w:p>
+            <w:r>
+              <w:t>frcs</w:t>
+            </w:r>
+          </w:p>
+        </w:tc>
+        <w:tc>
+          <w:tcPr>
+            <w:tcW w:type="dxa" w:w="5927"/>
+          </w:tcPr>
+          <w:p>
+            <w:r>
+              <w:t>Treat coupling as the reason rotatory laxity and translational laxity dissociate after reconstruction.</w:t>
+            </w:r>
+          </w:p>
+        </w:tc>
+        <w:tc>
+          <w:tcPr>
+            <w:tcW w:type="dxa" w:w="1411"/>
+          </w:tcPr>
+          <w:p>
+            <w:r/>
+          </w:p>
+        </w:tc>
+        <w:tc>
+          <w:tcPr>
+            <w:tcW w:type="dxa" w:w="1835"/>
+          </w:tcPr>
+          <w:p>
+            <w:r/>
+          </w:p>
+        </w:tc>
+        <w:tc>
+          <w:tcPr>
+            <w:tcW w:type="dxa" w:w="2258"/>
+          </w:tcPr>
+          <w:p>
+            <w:r/>
+          </w:p>
+        </w:tc>
+      </w:tr>
+      <w:tr>
+        <w:tc>
+          <w:tcPr>
+            <w:tcW w:type="dxa" w:w="988"/>
+          </w:tcPr>
+          <w:p>
+            <w:r>
+              <w:t>3.2.9-P5</w:t>
+            </w:r>
+          </w:p>
+        </w:tc>
+        <w:tc>
+          <w:tcPr>
+            <w:tcW w:type="dxa" w:w="706"/>
+          </w:tcPr>
+          <w:p>
+            <w:r>
+              <w:t>3.2.9</w:t>
+            </w:r>
+          </w:p>
+        </w:tc>
+        <w:tc>
+          <w:tcPr>
+            <w:tcW w:type="dxa" w:w="988"/>
+          </w:tcPr>
+          <w:p>
+            <w:r>
+              <w:t>frcs</w:t>
+            </w:r>
+          </w:p>
+        </w:tc>
+        <w:tc>
+          <w:tcPr>
+            <w:tcW w:type="dxa" w:w="5927"/>
+          </w:tcPr>
+          <w:p>
+            <w:r>
+              <w:t>Assess rotation as well as translation before calling a reconstruction successful.</w:t>
+            </w:r>
+          </w:p>
+        </w:tc>
+        <w:tc>
+          <w:tcPr>
+            <w:tcW w:type="dxa" w:w="1411"/>
+          </w:tcPr>
+          <w:p>
+            <w:r/>
+          </w:p>
+        </w:tc>
+        <w:tc>
+          <w:tcPr>
+            <w:tcW w:type="dxa" w:w="1835"/>
+          </w:tcPr>
+          <w:p>
+            <w:r/>
+          </w:p>
+        </w:tc>
+        <w:tc>
+          <w:tcPr>
+            <w:tcW w:type="dxa" w:w="2258"/>
+          </w:tcPr>
+          <w:p>
+            <w:r/>
+          </w:p>
+        </w:tc>
+      </w:tr>
+      <w:tr>
+        <w:tc>
+          <w:tcPr>
+            <w:tcW w:type="dxa" w:w="988"/>
+          </w:tcPr>
+          <w:p>
+            <w:r>
               <w:t>3.2.9-P6</w:t>
+            </w:r>
+          </w:p>
+        </w:tc>
+        <w:tc>
+          <w:tcPr>
+            <w:tcW w:type="dxa" w:w="706"/>
+          </w:tcPr>
+          <w:p>
+            <w:r>
+              <w:t>3.2.9</w:t>
+            </w:r>
+          </w:p>
+        </w:tc>
+        <w:tc>
+          <w:tcPr>
+            <w:tcW w:type="dxa" w:w="988"/>
+          </w:tcPr>
+          <w:p>
+            <w:r>
+              <w:t>frcs</w:t>
+            </w:r>
+          </w:p>
+        </w:tc>
+        <w:tc>
+          <w:tcPr>
+            <w:tcW w:type="dxa" w:w="5927"/>
+          </w:tcPr>
+          <w:p>
+            <w:r>
+              <w:t>Consider the coupled contribution of slope and lateral plateau shape when a graft fails without a new injury.</w:t>
+            </w:r>
+          </w:p>
+        </w:tc>
+        <w:tc>
+          <w:tcPr>
+            <w:tcW w:type="dxa" w:w="1411"/>
+          </w:tcPr>
+          <w:p>
+            <w:r/>
+          </w:p>
+        </w:tc>
+        <w:tc>
+          <w:tcPr>
+            <w:tcW w:type="dxa" w:w="1835"/>
+          </w:tcPr>
+          <w:p>
+            <w:r/>
+          </w:p>
+        </w:tc>
+        <w:tc>
+          <w:tcPr>
+            <w:tcW w:type="dxa" w:w="2258"/>
+          </w:tcPr>
+          <w:p>
+            <w:r/>
+          </w:p>
+        </w:tc>
+      </w:tr>
+      <w:tr>
+        <w:tc>
+          <w:tcPr>
+            <w:tcW w:type="dxa" w:w="988"/>
+          </w:tcPr>
+          <w:p>
+            <w:r>
+              <w:t>3.2.9-P7</w:t>
             </w:r>
           </w:p>
         </w:tc>

--- a/docs/review/packs/chapter-3.2.docx
+++ b/docs/review/packs/chapter-3.2.docx
@@ -263,7 +263,7 @@
           </w:tcPr>
           <w:p>
             <w:r>
-              <w:t>52</w:t>
+              <w:t>61</w:t>
             </w:r>
           </w:p>
         </w:tc>
@@ -1633,7 +1633,7 @@
           </w:tcPr>
           <w:p>
             <w:r>
-              <w:t>140 degrees</w:t>
+              <w:t>six degrees</w:t>
             </w:r>
           </w:p>
         </w:tc>
@@ -1643,7 +1643,7 @@
           </w:tcPr>
           <w:p>
             <w:r>
-              <w:t>Conventional teaching gives flexion and extension about 140 degrees, axial rotation up to about 30 degrees at 90 degrees of flexion, varus and valgus a few degrees, anteroposterior translation about 5 to 10 mm, and medial to lateral translation and compression to distraction one or two millimetres each.</w:t>
+              <w:t>A rigid body in space has six degrees of freedom: it can rotate about three axes and translate along three.</w:t>
             </w:r>
           </w:p>
         </w:tc>
@@ -1709,7 +1709,7 @@
           </w:tcPr>
           <w:p>
             <w:r>
-              <w:t>30 degrees</w:t>
+              <w:t>140 degrees</w:t>
             </w:r>
           </w:p>
         </w:tc>
@@ -1785,7 +1785,7 @@
           </w:tcPr>
           <w:p>
             <w:r>
-              <w:t>90 degrees</w:t>
+              <w:t>30 degrees</w:t>
             </w:r>
           </w:p>
         </w:tc>
@@ -1861,7 +1861,7 @@
           </w:tcPr>
           <w:p>
             <w:r>
-              <w:t>5 to 10 mm</w:t>
+              <w:t>90 degrees</w:t>
             </w:r>
           </w:p>
         </w:tc>
@@ -1927,7 +1927,7 @@
           </w:tcPr>
           <w:p>
             <w:r>
-              <w:t>mrcs</w:t>
+              <w:t>medical_student</w:t>
             </w:r>
           </w:p>
         </w:tc>
@@ -1937,7 +1937,7 @@
           </w:tcPr>
           <w:p>
             <w:r>
-              <w:t>25 to 30 degrees</w:t>
+              <w:t>5 to 10 mm</w:t>
             </w:r>
           </w:p>
         </w:tc>
@@ -1947,7 +1947,7 @@
           </w:tcPr>
           <w:p>
             <w:r>
-              <w:t>Axial rotation is close to zero in full extension and conventional teaching puts it at about 25 to 30 degrees total at 90 degrees of flexion.</w:t>
+              <w:t>Conventional teaching gives flexion and extension about 140 degrees, axial rotation up to about 30 degrees at 90 degrees of flexion, varus and valgus a few degrees, anteroposterior translation about 5 to 10 mm, and medial to lateral translation and compression to distraction one or two millimetres each.</w:t>
             </w:r>
           </w:p>
         </w:tc>
@@ -1983,7 +1983,7 @@
           </w:tcPr>
           <w:p>
             <w:r>
-              <w:t>3.2.2-F1</w:t>
+              <w:t>3.2.1-F6</w:t>
             </w:r>
           </w:p>
         </w:tc>
@@ -1993,7 +1993,7 @@
           </w:tcPr>
           <w:p>
             <w:r>
-              <w:t>3.2.2</w:t>
+              <w:t>3.2.1</w:t>
             </w:r>
           </w:p>
         </w:tc>
@@ -2013,7 +2013,7 @@
           </w:tcPr>
           <w:p>
             <w:r>
-              <w:t>0 to 140 degrees</w:t>
+              <w:t>one or two millimetres</w:t>
             </w:r>
           </w:p>
         </w:tc>
@@ -2023,7 +2023,7 @@
           </w:tcPr>
           <w:p>
             <w:r>
-              <w:t>Conventional teaching gives the range as about 0 to 140 degrees, with 5 to 10 degrees of hyperextension present in many normal knees.</w:t>
+              <w:t>Conventional teaching gives flexion and extension about 140 degrees, axial rotation up to about 30 degrees at 90 degrees of flexion, varus and valgus a few degrees, anteroposterior translation about 5 to 10 mm, and medial to lateral translation and compression to distraction one or two millimetres each.</w:t>
             </w:r>
           </w:p>
         </w:tc>
@@ -2059,7 +2059,7 @@
           </w:tcPr>
           <w:p>
             <w:r>
-              <w:t>3.2.2-F2</w:t>
+              <w:t>3.2.1-F7</w:t>
             </w:r>
           </w:p>
         </w:tc>
@@ -2069,7 +2069,7 @@
           </w:tcPr>
           <w:p>
             <w:r>
-              <w:t>3.2.2</w:t>
+              <w:t>3.2.1</w:t>
             </w:r>
           </w:p>
         </w:tc>
@@ -2089,7 +2089,7 @@
           </w:tcPr>
           <w:p>
             <w:r>
-              <w:t>5 to 10 degrees</w:t>
+              <w:t>one degree</w:t>
             </w:r>
           </w:p>
         </w:tc>
@@ -2099,7 +2099,7 @@
           </w:tcPr>
           <w:p>
             <w:r>
-              <w:t>Conventional teaching gives the range as about 0 to 140 degrees, with 5 to 10 degrees of hyperextension present in many normal knees.</w:t>
+              <w:t>Every stability test is an attempt to isolate one degree of freedom and measure it.</w:t>
             </w:r>
           </w:p>
         </w:tc>
@@ -2135,7 +2135,7 @@
           </w:tcPr>
           <w:p>
             <w:r>
-              <w:t>3.2.2-F3</w:t>
+              <w:t>3.2.1-F8</w:t>
             </w:r>
           </w:p>
         </w:tc>
@@ -2145,7 +2145,7 @@
           </w:tcPr>
           <w:p>
             <w:r>
-              <w:t>3.2.2</w:t>
+              <w:t>3.2.1</w:t>
             </w:r>
           </w:p>
         </w:tc>
@@ -2155,7 +2155,7 @@
           </w:tcPr>
           <w:p>
             <w:r>
-              <w:t>medical_student</w:t>
+              <w:t>mrcs</w:t>
             </w:r>
           </w:p>
         </w:tc>
@@ -2165,7 +2165,7 @@
           </w:tcPr>
           <w:p>
             <w:r>
-              <w:t>0 to 60 degrees</w:t>
+              <w:t>25 to 30 degrees</w:t>
             </w:r>
           </w:p>
         </w:tc>
@@ -2175,7 +2175,7 @@
           </w:tcPr>
           <w:p>
             <w:r>
-              <w:t>Level walking uses about 0 to 60 degrees, stairs about 80 to 90, sitting about 90, and squatting beyond 130.</w:t>
+              <w:t>Axial rotation is close to zero in full extension and conventional teaching puts it at about 25 to 30 degrees total at 90 degrees of flexion.</w:t>
             </w:r>
           </w:p>
         </w:tc>
@@ -2211,7 +2211,7 @@
           </w:tcPr>
           <w:p>
             <w:r>
-              <w:t>3.2.2-F4</w:t>
+              <w:t>3.2.2-F1</w:t>
             </w:r>
           </w:p>
         </w:tc>
@@ -2231,7 +2231,7 @@
           </w:tcPr>
           <w:p>
             <w:r>
-              <w:t>medical_student</w:t>
+              <w:t>None</w:t>
             </w:r>
           </w:p>
         </w:tc>
@@ -2241,7 +2241,7 @@
           </w:tcPr>
           <w:p>
             <w:r>
-              <w:t>80</w:t>
+              <w:t>ten degrees</w:t>
             </w:r>
           </w:p>
         </w:tc>
@@ -2251,7 +2251,7 @@
           </w:tcPr>
           <w:p>
             <w:r>
-              <w:t>Level walking uses about 0 to 60 degrees, stairs about 80 to 90, sitting about 90, and squatting beyond 130.</w:t>
+              <w:t>The knee's largest motion, the ranges that daily life needs, and why the last ten degrees of extension matter more than the last thirty of flexion.</w:t>
             </w:r>
           </w:p>
         </w:tc>
@@ -2287,7 +2287,7 @@
           </w:tcPr>
           <w:p>
             <w:r>
-              <w:t>3.2.2-F5</w:t>
+              <w:t>3.2.2-F2</w:t>
             </w:r>
           </w:p>
         </w:tc>
@@ -2317,7 +2317,7 @@
           </w:tcPr>
           <w:p>
             <w:r>
-              <w:t>90</w:t>
+              <w:t>0 to 140 degrees</w:t>
             </w:r>
           </w:p>
         </w:tc>
@@ -2327,7 +2327,7 @@
           </w:tcPr>
           <w:p>
             <w:r>
-              <w:t>Level walking uses about 0 to 60 degrees, stairs about 80 to 90, sitting about 90, and squatting beyond 130.</w:t>
+              <w:t>Conventional teaching gives the range as about 0 to 140 degrees, with 5 to 10 degrees of hyperextension present in many normal knees.</w:t>
             </w:r>
           </w:p>
         </w:tc>
@@ -2363,7 +2363,7 @@
           </w:tcPr>
           <w:p>
             <w:r>
-              <w:t>3.2.2-F6</w:t>
+              <w:t>3.2.2-F3</w:t>
             </w:r>
           </w:p>
         </w:tc>
@@ -2393,7 +2393,7 @@
           </w:tcPr>
           <w:p>
             <w:r>
-              <w:t>130</w:t>
+              <w:t>5 to 10 degrees</w:t>
             </w:r>
           </w:p>
         </w:tc>
@@ -2403,7 +2403,7 @@
           </w:tcPr>
           <w:p>
             <w:r>
-              <w:t>Level walking uses about 0 to 60 degrees, stairs about 80 to 90, sitting about 90, and squatting beyond 130.</w:t>
+              <w:t>Conventional teaching gives the range as about 0 to 140 degrees, with 5 to 10 degrees of hyperextension present in many normal knees.</w:t>
             </w:r>
           </w:p>
         </w:tc>
@@ -2439,7 +2439,311 @@
           </w:tcPr>
           <w:p>
             <w:r>
+              <w:t>3.2.2-F4</w:t>
+            </w:r>
+          </w:p>
+        </w:tc>
+        <w:tc>
+          <w:tcPr>
+            <w:tcW w:type="dxa" w:w="706"/>
+          </w:tcPr>
+          <w:p>
+            <w:r>
+              <w:t>3.2.2</w:t>
+            </w:r>
+          </w:p>
+        </w:tc>
+        <w:tc>
+          <w:tcPr>
+            <w:tcW w:type="dxa" w:w="988"/>
+          </w:tcPr>
+          <w:p>
+            <w:r>
+              <w:t>medical_student</w:t>
+            </w:r>
+          </w:p>
+        </w:tc>
+        <w:tc>
+          <w:tcPr>
+            <w:tcW w:type="dxa" w:w="1693"/>
+          </w:tcPr>
+          <w:p>
+            <w:r>
+              <w:t>0 to 60 degrees</w:t>
+            </w:r>
+          </w:p>
+        </w:tc>
+        <w:tc>
+          <w:tcPr>
+            <w:tcW w:type="dxa" w:w="4657"/>
+          </w:tcPr>
+          <w:p>
+            <w:r>
+              <w:t>Level walking uses about 0 to 60 degrees, stairs about 80 to 90, sitting about 90, and squatting beyond 130.</w:t>
+            </w:r>
+          </w:p>
+        </w:tc>
+        <w:tc>
+          <w:tcPr>
+            <w:tcW w:type="dxa" w:w="1270"/>
+          </w:tcPr>
+          <w:p>
+            <w:r/>
+          </w:p>
+        </w:tc>
+        <w:tc>
+          <w:tcPr>
+            <w:tcW w:type="dxa" w:w="1976"/>
+          </w:tcPr>
+          <w:p>
+            <w:r/>
+          </w:p>
+        </w:tc>
+        <w:tc>
+          <w:tcPr>
+            <w:tcW w:type="dxa" w:w="1835"/>
+          </w:tcPr>
+          <w:p>
+            <w:r/>
+          </w:p>
+        </w:tc>
+      </w:tr>
+      <w:tr>
+        <w:tc>
+          <w:tcPr>
+            <w:tcW w:type="dxa" w:w="988"/>
+          </w:tcPr>
+          <w:p>
+            <w:r>
+              <w:t>3.2.2-F5</w:t>
+            </w:r>
+          </w:p>
+        </w:tc>
+        <w:tc>
+          <w:tcPr>
+            <w:tcW w:type="dxa" w:w="706"/>
+          </w:tcPr>
+          <w:p>
+            <w:r>
+              <w:t>3.2.2</w:t>
+            </w:r>
+          </w:p>
+        </w:tc>
+        <w:tc>
+          <w:tcPr>
+            <w:tcW w:type="dxa" w:w="988"/>
+          </w:tcPr>
+          <w:p>
+            <w:r>
+              <w:t>medical_student</w:t>
+            </w:r>
+          </w:p>
+        </w:tc>
+        <w:tc>
+          <w:tcPr>
+            <w:tcW w:type="dxa" w:w="1693"/>
+          </w:tcPr>
+          <w:p>
+            <w:r>
+              <w:t>80</w:t>
+            </w:r>
+          </w:p>
+        </w:tc>
+        <w:tc>
+          <w:tcPr>
+            <w:tcW w:type="dxa" w:w="4657"/>
+          </w:tcPr>
+          <w:p>
+            <w:r>
+              <w:t>Level walking uses about 0 to 60 degrees, stairs about 80 to 90, sitting about 90, and squatting beyond 130.</w:t>
+            </w:r>
+          </w:p>
+        </w:tc>
+        <w:tc>
+          <w:tcPr>
+            <w:tcW w:type="dxa" w:w="1270"/>
+          </w:tcPr>
+          <w:p>
+            <w:r/>
+          </w:p>
+        </w:tc>
+        <w:tc>
+          <w:tcPr>
+            <w:tcW w:type="dxa" w:w="1976"/>
+          </w:tcPr>
+          <w:p>
+            <w:r/>
+          </w:p>
+        </w:tc>
+        <w:tc>
+          <w:tcPr>
+            <w:tcW w:type="dxa" w:w="1835"/>
+          </w:tcPr>
+          <w:p>
+            <w:r/>
+          </w:p>
+        </w:tc>
+      </w:tr>
+      <w:tr>
+        <w:tc>
+          <w:tcPr>
+            <w:tcW w:type="dxa" w:w="988"/>
+          </w:tcPr>
+          <w:p>
+            <w:r>
+              <w:t>3.2.2-F6</w:t>
+            </w:r>
+          </w:p>
+        </w:tc>
+        <w:tc>
+          <w:tcPr>
+            <w:tcW w:type="dxa" w:w="706"/>
+          </w:tcPr>
+          <w:p>
+            <w:r>
+              <w:t>3.2.2</w:t>
+            </w:r>
+          </w:p>
+        </w:tc>
+        <w:tc>
+          <w:tcPr>
+            <w:tcW w:type="dxa" w:w="988"/>
+          </w:tcPr>
+          <w:p>
+            <w:r>
+              <w:t>medical_student</w:t>
+            </w:r>
+          </w:p>
+        </w:tc>
+        <w:tc>
+          <w:tcPr>
+            <w:tcW w:type="dxa" w:w="1693"/>
+          </w:tcPr>
+          <w:p>
+            <w:r>
+              <w:t>90</w:t>
+            </w:r>
+          </w:p>
+        </w:tc>
+        <w:tc>
+          <w:tcPr>
+            <w:tcW w:type="dxa" w:w="4657"/>
+          </w:tcPr>
+          <w:p>
+            <w:r>
+              <w:t>Level walking uses about 0 to 60 degrees, stairs about 80 to 90, sitting about 90, and squatting beyond 130.</w:t>
+            </w:r>
+          </w:p>
+        </w:tc>
+        <w:tc>
+          <w:tcPr>
+            <w:tcW w:type="dxa" w:w="1270"/>
+          </w:tcPr>
+          <w:p>
+            <w:r/>
+          </w:p>
+        </w:tc>
+        <w:tc>
+          <w:tcPr>
+            <w:tcW w:type="dxa" w:w="1976"/>
+          </w:tcPr>
+          <w:p>
+            <w:r/>
+          </w:p>
+        </w:tc>
+        <w:tc>
+          <w:tcPr>
+            <w:tcW w:type="dxa" w:w="1835"/>
+          </w:tcPr>
+          <w:p>
+            <w:r/>
+          </w:p>
+        </w:tc>
+      </w:tr>
+      <w:tr>
+        <w:tc>
+          <w:tcPr>
+            <w:tcW w:type="dxa" w:w="988"/>
+          </w:tcPr>
+          <w:p>
+            <w:r>
               <w:t>3.2.2-F7</w:t>
+            </w:r>
+          </w:p>
+        </w:tc>
+        <w:tc>
+          <w:tcPr>
+            <w:tcW w:type="dxa" w:w="706"/>
+          </w:tcPr>
+          <w:p>
+            <w:r>
+              <w:t>3.2.2</w:t>
+            </w:r>
+          </w:p>
+        </w:tc>
+        <w:tc>
+          <w:tcPr>
+            <w:tcW w:type="dxa" w:w="988"/>
+          </w:tcPr>
+          <w:p>
+            <w:r>
+              <w:t>medical_student</w:t>
+            </w:r>
+          </w:p>
+        </w:tc>
+        <w:tc>
+          <w:tcPr>
+            <w:tcW w:type="dxa" w:w="1693"/>
+          </w:tcPr>
+          <w:p>
+            <w:r>
+              <w:t>130</w:t>
+            </w:r>
+          </w:p>
+        </w:tc>
+        <w:tc>
+          <w:tcPr>
+            <w:tcW w:type="dxa" w:w="4657"/>
+          </w:tcPr>
+          <w:p>
+            <w:r>
+              <w:t>Level walking uses about 0 to 60 degrees, stairs about 80 to 90, sitting about 90, and squatting beyond 130.</w:t>
+            </w:r>
+          </w:p>
+        </w:tc>
+        <w:tc>
+          <w:tcPr>
+            <w:tcW w:type="dxa" w:w="1270"/>
+          </w:tcPr>
+          <w:p>
+            <w:r/>
+          </w:p>
+        </w:tc>
+        <w:tc>
+          <w:tcPr>
+            <w:tcW w:type="dxa" w:w="1976"/>
+          </w:tcPr>
+          <w:p>
+            <w:r/>
+          </w:p>
+        </w:tc>
+        <w:tc>
+          <w:tcPr>
+            <w:tcW w:type="dxa" w:w="1835"/>
+          </w:tcPr>
+          <w:p>
+            <w:r/>
+          </w:p>
+        </w:tc>
+      </w:tr>
+      <w:tr>
+        <w:tc>
+          <w:tcPr>
+            <w:tcW w:type="dxa" w:w="988"/>
+          </w:tcPr>
+          <w:p>
+            <w:r>
+              <w:t>3.2.2-F8</w:t>
             </w:r>
           </w:p>
         </w:tc>
@@ -2517,7 +2821,7 @@
           </w:tcPr>
           <w:p>
             <w:r>
-              <w:t>3.2.2-F8</w:t>
+              <w:t>3.2.2-F9</w:t>
             </w:r>
           </w:p>
         </w:tc>
@@ -2593,7 +2897,7 @@
           </w:tcPr>
           <w:p>
             <w:r>
-              <w:t>3.2.2-F9</w:t>
+              <w:t>3.2.2-F10</w:t>
             </w:r>
           </w:p>
         </w:tc>
@@ -2669,7 +2973,7 @@
           </w:tcPr>
           <w:p>
             <w:r>
-              <w:t>3.2.2-F10</w:t>
+              <w:t>3.2.2-F11</w:t>
             </w:r>
           </w:p>
         </w:tc>
@@ -2745,7 +3049,7 @@
           </w:tcPr>
           <w:p>
             <w:r>
-              <w:t>3.2.2-F11</w:t>
+              <w:t>3.2.2-F12</w:t>
             </w:r>
           </w:p>
         </w:tc>
@@ -2821,7 +3125,7 @@
           </w:tcPr>
           <w:p>
             <w:r>
-              <w:t>3.2.2-F12</w:t>
+              <w:t>3.2.2-F13</w:t>
             </w:r>
           </w:p>
         </w:tc>
@@ -2897,7 +3201,7 @@
           </w:tcPr>
           <w:p>
             <w:r>
-              <w:t>3.2.2-F13</w:t>
+              <w:t>3.2.2-F14</w:t>
             </w:r>
           </w:p>
         </w:tc>
@@ -2993,7 +3297,7 @@
           </w:tcPr>
           <w:p>
             <w:r>
-              <w:t>medical_student</w:t>
+              <w:t>None</w:t>
             </w:r>
           </w:p>
         </w:tc>
@@ -3003,7 +3307,7 @@
           </w:tcPr>
           <w:p>
             <w:r>
-              <w:t>10 to 15 degrees</w:t>
+              <w:t>ninety degrees</w:t>
             </w:r>
           </w:p>
         </w:tc>
@@ -3013,7 +3317,7 @@
           </w:tcPr>
           <w:p>
             <w:r>
-              <w:t>Conventional teaching gives internal rotation of about 10 to 15 degrees at 90 degrees of flexion.</w:t>
+              <w:t>Turning the shin inwards under the thigh: almost impossible straight, freest at ninety degrees, and the motion a pivot shift is made of.</w:t>
             </w:r>
           </w:p>
         </w:tc>
@@ -3079,7 +3383,7 @@
           </w:tcPr>
           <w:p>
             <w:r>
-              <w:t>90 degrees</w:t>
+              <w:t>10 to 15 degrees</w:t>
             </w:r>
           </w:p>
         </w:tc>
@@ -3145,7 +3449,7 @@
           </w:tcPr>
           <w:p>
             <w:r>
-              <w:t>mrcs</w:t>
+              <w:t>medical_student</w:t>
             </w:r>
           </w:p>
         </w:tc>
@@ -3155,7 +3459,7 @@
           </w:tcPr>
           <w:p>
             <w:r>
-              <w:t>25 to 30 degrees</w:t>
+              <w:t>90 degrees</w:t>
             </w:r>
           </w:p>
         </w:tc>
@@ -3165,7 +3469,7 @@
           </w:tcPr>
           <w:p>
             <w:r>
-              <w:t>Total axial rotation, internal and external together, is conventionally given as about 25 to 30 degrees at 90 degrees of flexion, with external rotation taking the larger share.</w:t>
+              <w:t>Conventional teaching gives internal rotation of about 10 to 15 degrees at 90 degrees of flexion.</w:t>
             </w:r>
           </w:p>
         </w:tc>
@@ -3202,6 +3506,82 @@
           <w:p>
             <w:r>
               <w:t>3.2.3-F4</w:t>
+            </w:r>
+          </w:p>
+        </w:tc>
+        <w:tc>
+          <w:tcPr>
+            <w:tcW w:type="dxa" w:w="706"/>
+          </w:tcPr>
+          <w:p>
+            <w:r>
+              <w:t>3.2.3</w:t>
+            </w:r>
+          </w:p>
+        </w:tc>
+        <w:tc>
+          <w:tcPr>
+            <w:tcW w:type="dxa" w:w="988"/>
+          </w:tcPr>
+          <w:p>
+            <w:r>
+              <w:t>mrcs</w:t>
+            </w:r>
+          </w:p>
+        </w:tc>
+        <w:tc>
+          <w:tcPr>
+            <w:tcW w:type="dxa" w:w="1693"/>
+          </w:tcPr>
+          <w:p>
+            <w:r>
+              <w:t>25 to 30 degrees</w:t>
+            </w:r>
+          </w:p>
+        </w:tc>
+        <w:tc>
+          <w:tcPr>
+            <w:tcW w:type="dxa" w:w="4657"/>
+          </w:tcPr>
+          <w:p>
+            <w:r>
+              <w:t>Total axial rotation, internal and external together, is conventionally given as about 25 to 30 degrees at 90 degrees of flexion, with external rotation taking the larger share.</w:t>
+            </w:r>
+          </w:p>
+        </w:tc>
+        <w:tc>
+          <w:tcPr>
+            <w:tcW w:type="dxa" w:w="1270"/>
+          </w:tcPr>
+          <w:p>
+            <w:r/>
+          </w:p>
+        </w:tc>
+        <w:tc>
+          <w:tcPr>
+            <w:tcW w:type="dxa" w:w="1976"/>
+          </w:tcPr>
+          <w:p>
+            <w:r/>
+          </w:p>
+        </w:tc>
+        <w:tc>
+          <w:tcPr>
+            <w:tcW w:type="dxa" w:w="1835"/>
+          </w:tcPr>
+          <w:p>
+            <w:r/>
+          </w:p>
+        </w:tc>
+      </w:tr>
+      <w:tr>
+        <w:tc>
+          <w:tcPr>
+            <w:tcW w:type="dxa" w:w="988"/>
+          </w:tcPr>
+          <w:p>
+            <w:r>
+              <w:t>3.2.3-F5</w:t>
             </w:r>
           </w:p>
         </w:tc>
@@ -3841,7 +4221,7 @@
           </w:tcPr>
           <w:p>
             <w:r>
-              <w:t>10 degree</w:t>
+              <w:t>two centimetres</w:t>
             </w:r>
           </w:p>
         </w:tc>
@@ -3851,7 +4231,7 @@
           </w:tcPr>
           <w:p>
             <w:r>
-              <w:t>Avoid treating the 10 degree threshold as a boundary rather than a convention.</w:t>
+              <w:t>The corner's restraint is shared between three structures within two centimetres of each other, which is why the test localises to a region and not to a ligament.</w:t>
             </w:r>
           </w:p>
         </w:tc>
@@ -3887,7 +4267,7 @@
           </w:tcPr>
           <w:p>
             <w:r>
-              <w:t>3.2.5-F1</w:t>
+              <w:t>3.2.4-F9</w:t>
             </w:r>
           </w:p>
         </w:tc>
@@ -3897,7 +4277,7 @@
           </w:tcPr>
           <w:p>
             <w:r>
-              <w:t>3.2.5</w:t>
+              <w:t>3.2.4</w:t>
             </w:r>
           </w:p>
         </w:tc>
@@ -3907,7 +4287,7 @@
           </w:tcPr>
           <w:p>
             <w:r>
-              <w:t>medical_student</w:t>
+              <w:t>frcs</w:t>
             </w:r>
           </w:p>
         </w:tc>
@@ -3917,7 +4297,7 @@
           </w:tcPr>
           <w:p>
             <w:r>
-              <w:t>30 degrees</w:t>
+              <w:t>10 degree</w:t>
             </w:r>
           </w:p>
         </w:tc>
@@ -3927,7 +4307,7 @@
           </w:tcPr>
           <w:p>
             <w:r>
-              <w:t>At about 30 degrees of flexion the capsule and cruciates contribute less, so the test is done at that angle to isolate the collateral ligament.</w:t>
+              <w:t>Avoid treating the 10 degree threshold as a boundary rather than a convention.</w:t>
             </w:r>
           </w:p>
         </w:tc>
@@ -3963,7 +4343,7 @@
           </w:tcPr>
           <w:p>
             <w:r>
-              <w:t>3.2.5-F2</w:t>
+              <w:t>3.2.5-F1</w:t>
             </w:r>
           </w:p>
         </w:tc>
@@ -3983,7 +4363,7 @@
           </w:tcPr>
           <w:p>
             <w:r>
-              <w:t>mrcs</w:t>
+              <w:t>medical_student</w:t>
             </w:r>
           </w:p>
         </w:tc>
@@ -3993,7 +4373,7 @@
           </w:tcPr>
           <w:p>
             <w:r>
-              <w:t>0 and 30 degrees</w:t>
+              <w:t>30 degrees</w:t>
             </w:r>
           </w:p>
         </w:tc>
@@ -4003,7 +4383,7 @@
           </w:tcPr>
           <w:p>
             <w:r>
-              <w:t>Test at 0 and 30 degrees and read the pair, since the pattern separates the collateral from the corner.</w:t>
+              <w:t>At about 30 degrees of flexion the capsule and cruciates contribute less, so the test is done at that angle to isolate the collateral ligament.</w:t>
             </w:r>
           </w:p>
         </w:tc>
@@ -4039,7 +4419,7 @@
           </w:tcPr>
           <w:p>
             <w:r>
-              <w:t>3.2.6-F1</w:t>
+              <w:t>3.2.5-F2</w:t>
             </w:r>
           </w:p>
         </w:tc>
@@ -4049,7 +4429,7 @@
           </w:tcPr>
           <w:p>
             <w:r>
-              <w:t>3.2.6</w:t>
+              <w:t>3.2.5</w:t>
             </w:r>
           </w:p>
         </w:tc>
@@ -4059,7 +4439,7 @@
           </w:tcPr>
           <w:p>
             <w:r>
-              <w:t>medical_student</w:t>
+              <w:t>mrcs</w:t>
             </w:r>
           </w:p>
         </w:tc>
@@ -4069,7 +4449,7 @@
           </w:tcPr>
           <w:p>
             <w:r>
-              <w:t>5 to 7 degrees</w:t>
+              <w:t>0 and 30 degrees</w:t>
             </w:r>
           </w:p>
         </w:tc>
@@ -4079,7 +4459,7 @@
           </w:tcPr>
           <w:p>
             <w:r>
-              <w:t>Conventional teaching gives physiological valgus alignment as about 5 to 7 degrees, with women on average slightly higher than men.</w:t>
+              <w:t>Test at 0 and 30 degrees and read the pair, since the pattern separates the collateral from the corner.</w:t>
             </w:r>
           </w:p>
         </w:tc>
@@ -4115,7 +4495,7 @@
           </w:tcPr>
           <w:p>
             <w:r>
-              <w:t>3.2.6-F2</w:t>
+              <w:t>3.2.6-F1</w:t>
             </w:r>
           </w:p>
         </w:tc>
@@ -4145,7 +4525,7 @@
           </w:tcPr>
           <w:p>
             <w:r>
-              <w:t>20 to 30 degrees</w:t>
+              <w:t>5 to 7 degrees</w:t>
             </w:r>
           </w:p>
         </w:tc>
@@ -4155,7 +4535,7 @@
           </w:tcPr>
           <w:p>
             <w:r>
-              <w:t>Testing at 20 to 30 degrees of flexion isolates the collateral ligament, because the secondary restraints contribute less there.</w:t>
+              <w:t>Conventional teaching gives physiological valgus alignment as about 5 to 7 degrees, with women on average slightly higher than men.</w:t>
             </w:r>
           </w:p>
         </w:tc>
@@ -4191,7 +4571,7 @@
           </w:tcPr>
           <w:p>
             <w:r>
-              <w:t>3.2.6-F3</w:t>
+              <w:t>3.2.6-F2</w:t>
             </w:r>
           </w:p>
         </w:tc>
@@ -4211,7 +4591,7 @@
           </w:tcPr>
           <w:p>
             <w:r>
-              <w:t>mrcs</w:t>
+              <w:t>medical_student</w:t>
             </w:r>
           </w:p>
         </w:tc>
@@ -4221,7 +4601,7 @@
           </w:tcPr>
           <w:p>
             <w:r>
-              <w:t>25 degrees</w:t>
+              <w:t>20 to 30 degrees</w:t>
             </w:r>
           </w:p>
         </w:tc>
@@ -4231,7 +4611,7 @@
           </w:tcPr>
           <w:p>
             <w:r>
-              <w:t>The superficial collateral carries the large majority of valgus restraint at 25 degrees of flexion, with the posteromedial corner taking an increasing share towards extension.</w:t>
+              <w:t>Testing at 20 to 30 degrees of flexion isolates the collateral ligament, because the secondary restraints contribute less there.</w:t>
             </w:r>
           </w:p>
         </w:tc>
@@ -4267,7 +4647,7 @@
           </w:tcPr>
           <w:p>
             <w:r>
-              <w:t>3.2.6-F4</w:t>
+              <w:t>3.2.6-F3</w:t>
             </w:r>
           </w:p>
         </w:tc>
@@ -4297,7 +4677,7 @@
           </w:tcPr>
           <w:p>
             <w:r>
-              <w:t>30 degrees</w:t>
+              <w:t>25 degrees</w:t>
             </w:r>
           </w:p>
         </w:tc>
@@ -4307,7 +4687,7 @@
           </w:tcPr>
           <w:p>
             <w:r>
-              <w:t>Conventional teaching grades medial injury by the opening at 30 degrees: a few millimetres for grade one and two, and a complete loss of endpoint for grade three.</w:t>
+              <w:t>The superficial collateral carries the large majority of valgus restraint at 25 degrees of flexion, with the posteromedial corner taking an increasing share towards extension.</w:t>
             </w:r>
           </w:p>
         </w:tc>
@@ -4343,7 +4723,7 @@
           </w:tcPr>
           <w:p>
             <w:r>
-              <w:t>3.2.6-F5</w:t>
+              <w:t>3.2.6-F4</w:t>
             </w:r>
           </w:p>
         </w:tc>
@@ -4373,7 +4753,7 @@
           </w:tcPr>
           <w:p>
             <w:r>
-              <w:t>0 and 30 degrees</w:t>
+              <w:t>30 degrees</w:t>
             </w:r>
           </w:p>
         </w:tc>
@@ -4383,7 +4763,7 @@
           </w:tcPr>
           <w:p>
             <w:r>
-              <w:t>Valgus stress testing at 0 and 30 degrees, graded by opening and endpoint.</w:t>
+              <w:t>Conventional teaching grades medial injury by the opening at 30 degrees: a few millimetres for grade one and two, and a complete loss of endpoint for grade three.</w:t>
             </w:r>
           </w:p>
         </w:tc>
@@ -4419,7 +4799,7 @@
           </w:tcPr>
           <w:p>
             <w:r>
-              <w:t>3.2.7-F1</w:t>
+              <w:t>3.2.6-F5</w:t>
             </w:r>
           </w:p>
         </w:tc>
@@ -4429,7 +4809,7 @@
           </w:tcPr>
           <w:p>
             <w:r>
-              <w:t>3.2.7</w:t>
+              <w:t>3.2.6</w:t>
             </w:r>
           </w:p>
         </w:tc>
@@ -4439,7 +4819,7 @@
           </w:tcPr>
           <w:p>
             <w:r>
-              <w:t>medical_student</w:t>
+              <w:t>mrcs</w:t>
             </w:r>
           </w:p>
         </w:tc>
@@ -4449,7 +4829,7 @@
           </w:tcPr>
           <w:p>
             <w:r>
-              <w:t>85 per cent</w:t>
+              <w:t>0 and 30 degrees</w:t>
             </w:r>
           </w:p>
         </w:tc>
@@ -4459,7 +4839,7 @@
           </w:tcPr>
           <w:p>
             <w:r>
-              <w:t>Conventional teaching gives its share as about 85 per cent of the resistance to anterior translation.</w:t>
+              <w:t>Valgus stress testing at 0 and 30 degrees, graded by opening and endpoint.</w:t>
             </w:r>
           </w:p>
         </w:tc>
@@ -4495,7 +4875,7 @@
           </w:tcPr>
           <w:p>
             <w:r>
-              <w:t>3.2.7-F2</w:t>
+              <w:t>3.2.7-F1</w:t>
             </w:r>
           </w:p>
         </w:tc>
@@ -4515,7 +4895,7 @@
           </w:tcPr>
           <w:p>
             <w:r>
-              <w:t>medical_student</w:t>
+              <w:t>None</w:t>
             </w:r>
           </w:p>
         </w:tc>
@@ -4525,7 +4905,7 @@
           </w:tcPr>
           <w:p>
             <w:r>
-              <w:t>5 to 10 mm</w:t>
+              <w:t>one degree</w:t>
             </w:r>
           </w:p>
         </w:tc>
@@ -4535,7 +4915,7 @@
           </w:tcPr>
           <w:p>
             <w:r>
-              <w:t>Conventional teaching gives normal anterior translation as about 5 to 10 mm at 30 degrees of flexion, with the side to side difference being the clinically useful quantity.</w:t>
+              <w:t>The one degree of freedom with a clinical instrument, and the one most often mistaken for the whole problem.</w:t>
             </w:r>
           </w:p>
         </w:tc>
@@ -4571,7 +4951,7 @@
           </w:tcPr>
           <w:p>
             <w:r>
-              <w:t>3.2.7-F3</w:t>
+              <w:t>3.2.7-F2</w:t>
             </w:r>
           </w:p>
         </w:tc>
@@ -4601,7 +4981,7 @@
           </w:tcPr>
           <w:p>
             <w:r>
-              <w:t>30 degrees</w:t>
+              <w:t>85 per cent</w:t>
             </w:r>
           </w:p>
         </w:tc>
@@ -4611,7 +4991,7 @@
           </w:tcPr>
           <w:p>
             <w:r>
-              <w:t>Conventional teaching gives normal anterior translation as about 5 to 10 mm at 30 degrees of flexion, with the side to side difference being the clinically useful quantity.</w:t>
+              <w:t>Conventional teaching gives its share as about 85 per cent of the resistance to anterior translation.</w:t>
             </w:r>
           </w:p>
         </w:tc>
@@ -4647,7 +5027,7 @@
           </w:tcPr>
           <w:p>
             <w:r>
-              <w:t>3.2.7-F4</w:t>
+              <w:t>3.2.7-F3</w:t>
             </w:r>
           </w:p>
         </w:tc>
@@ -4677,7 +5057,7 @@
           </w:tcPr>
           <w:p>
             <w:r>
-              <w:t>90</w:t>
+              <w:t>5 to 10 mm</w:t>
             </w:r>
           </w:p>
         </w:tc>
@@ -4687,7 +5067,7 @@
           </w:tcPr>
           <w:p>
             <w:r>
-              <w:t>Translation is largest around 30 degrees, which is why the Lachman test is done there rather than at 90.</w:t>
+              <w:t>Conventional teaching gives normal anterior translation as about 5 to 10 mm at 30 degrees of flexion, with the side to side difference being the clinically useful quantity.</w:t>
             </w:r>
           </w:p>
         </w:tc>
@@ -4723,7 +5103,7 @@
           </w:tcPr>
           <w:p>
             <w:r>
-              <w:t>3.2.7-F5</w:t>
+              <w:t>3.2.7-F4</w:t>
             </w:r>
           </w:p>
         </w:tc>
@@ -4743,7 +5123,7 @@
           </w:tcPr>
           <w:p>
             <w:r>
-              <w:t>mrcs</w:t>
+              <w:t>medical_student</w:t>
             </w:r>
           </w:p>
         </w:tc>
@@ -4753,7 +5133,7 @@
           </w:tcPr>
           <w:p>
             <w:r>
-              <w:t>3 mm</w:t>
+              <w:t>30 degrees</w:t>
             </w:r>
           </w:p>
         </w:tc>
@@ -4763,7 +5143,7 @@
           </w:tcPr>
           <w:p>
             <w:r>
-              <w:t>Conventional teaching gives a side to side difference of more than about 3 mm on instrumented testing as the usual threshold for abnormality.</w:t>
+              <w:t>Conventional teaching gives normal anterior translation as about 5 to 10 mm at 30 degrees of flexion, with the side to side difference being the clinically useful quantity.</w:t>
             </w:r>
           </w:p>
         </w:tc>
@@ -4799,7 +5179,7 @@
           </w:tcPr>
           <w:p>
             <w:r>
-              <w:t>3.2.7-F6</w:t>
+              <w:t>3.2.7-F5</w:t>
             </w:r>
           </w:p>
         </w:tc>
@@ -4819,7 +5199,7 @@
           </w:tcPr>
           <w:p>
             <w:r>
-              <w:t>mrcs</w:t>
+              <w:t>medical_student</w:t>
             </w:r>
           </w:p>
         </w:tc>
@@ -4829,7 +5209,7 @@
           </w:tcPr>
           <w:p>
             <w:r>
-              <w:t>7 to 10 degrees</w:t>
+              <w:t>90</w:t>
             </w:r>
           </w:p>
         </w:tc>
@@ -4839,7 +5219,7 @@
           </w:tcPr>
           <w:p>
             <w:r>
-              <w:t>Posterior tibial slope increases anterior translation under axial load, with conventional teaching putting normal slope at about 7 to 10 degrees.</w:t>
+              <w:t>Translation is largest around 30 degrees, which is why the Lachman test is done there rather than at 90.</w:t>
             </w:r>
           </w:p>
         </w:tc>
@@ -4875,7 +5255,7 @@
           </w:tcPr>
           <w:p>
             <w:r>
-              <w:t>3.2.7-F7</w:t>
+              <w:t>3.2.7-F6</w:t>
             </w:r>
           </w:p>
         </w:tc>
@@ -4905,7 +5285,7 @@
           </w:tcPr>
           <w:p>
             <w:r>
-              <w:t>134</w:t>
+              <w:t>3 mm</w:t>
             </w:r>
           </w:p>
         </w:tc>
@@ -4915,7 +5295,7 @@
           </w:tcPr>
           <w:p>
             <w:r>
-              <w:t>Instrumented arthrometry applies a known force and measures displacement, usually at about 134 newtons, and reports side to side difference.</w:t>
+              <w:t>Conventional teaching gives a side to side difference of more than about 3 mm on instrumented testing as the usual threshold for abnormality.</w:t>
             </w:r>
           </w:p>
         </w:tc>
@@ -4951,7 +5331,7 @@
           </w:tcPr>
           <w:p>
             <w:r>
-              <w:t>3.2.8-F1</w:t>
+              <w:t>3.2.7-F7</w:t>
             </w:r>
           </w:p>
         </w:tc>
@@ -4961,7 +5341,7 @@
           </w:tcPr>
           <w:p>
             <w:r>
-              <w:t>3.2.8</w:t>
+              <w:t>3.2.7</w:t>
             </w:r>
           </w:p>
         </w:tc>
@@ -4971,7 +5351,7 @@
           </w:tcPr>
           <w:p>
             <w:r>
-              <w:t>medical_student</w:t>
+              <w:t>mrcs</w:t>
             </w:r>
           </w:p>
         </w:tc>
@@ -4981,7 +5361,7 @@
           </w:tcPr>
           <w:p>
             <w:r>
-              <w:t>95 per cent</w:t>
+              <w:t>7 to 10 degrees</w:t>
             </w:r>
           </w:p>
         </w:tc>
@@ -4991,7 +5371,7 @@
           </w:tcPr>
           <w:p>
             <w:r>
-              <w:t>Conventional teaching gives its share as about 95 per cent of the resistance to posterior translation at 90 degrees of flexion.</w:t>
+              <w:t>Posterior tibial slope increases anterior translation under axial load, with conventional teaching putting normal slope at about 7 to 10 degrees.</w:t>
             </w:r>
           </w:p>
         </w:tc>
@@ -5027,7 +5407,7 @@
           </w:tcPr>
           <w:p>
             <w:r>
-              <w:t>3.2.8-F2</w:t>
+              <w:t>3.2.7-F8</w:t>
             </w:r>
           </w:p>
         </w:tc>
@@ -5037,7 +5417,7 @@
           </w:tcPr>
           <w:p>
             <w:r>
-              <w:t>3.2.8</w:t>
+              <w:t>3.2.7</w:t>
             </w:r>
           </w:p>
         </w:tc>
@@ -5047,7 +5427,7 @@
           </w:tcPr>
           <w:p>
             <w:r>
-              <w:t>medical_student</w:t>
+              <w:t>mrcs</w:t>
             </w:r>
           </w:p>
         </w:tc>
@@ -5057,7 +5437,7 @@
           </w:tcPr>
           <w:p>
             <w:r>
-              <w:t>90 degrees</w:t>
+              <w:t>134</w:t>
             </w:r>
           </w:p>
         </w:tc>
@@ -5067,7 +5447,7 @@
           </w:tcPr>
           <w:p>
             <w:r>
-              <w:t>Conventional teaching gives its share as about 95 per cent of the resistance to posterior translation at 90 degrees of flexion.</w:t>
+              <w:t>Instrumented arthrometry applies a known force and measures displacement, usually at about 134 newtons, and reports side to side difference.</w:t>
             </w:r>
           </w:p>
         </w:tc>
@@ -5103,7 +5483,7 @@
           </w:tcPr>
           <w:p>
             <w:r>
-              <w:t>3.2.8-F3</w:t>
+              <w:t>3.2.8-F1</w:t>
             </w:r>
           </w:p>
         </w:tc>
@@ -5133,7 +5513,7 @@
           </w:tcPr>
           <w:p>
             <w:r>
-              <w:t>10 mm</w:t>
+              <w:t>95 per cent</w:t>
             </w:r>
           </w:p>
         </w:tc>
@@ -5143,7 +5523,7 @@
           </w:tcPr>
           <w:p>
             <w:r>
-              <w:t>Conventional teaching puts the normal step off at about 10 mm of tibia in front of the condyle at 90 degrees of flexion.</w:t>
+              <w:t>Conventional teaching gives its share as about 95 per cent of the resistance to posterior translation at 90 degrees of flexion.</w:t>
             </w:r>
           </w:p>
         </w:tc>
@@ -5179,7 +5559,7 @@
           </w:tcPr>
           <w:p>
             <w:r>
-              <w:t>3.2.8-F4</w:t>
+              <w:t>3.2.8-F2</w:t>
             </w:r>
           </w:p>
         </w:tc>
@@ -5199,7 +5579,7 @@
           </w:tcPr>
           <w:p>
             <w:r>
-              <w:t>mrcs</w:t>
+              <w:t>medical_student</w:t>
             </w:r>
           </w:p>
         </w:tc>
@@ -5209,7 +5589,7 @@
           </w:tcPr>
           <w:p>
             <w:r>
-              <w:t>0 to 5 mm</w:t>
+              <w:t>90 degrees</w:t>
             </w:r>
           </w:p>
         </w:tc>
@@ -5219,7 +5599,7 @@
           </w:tcPr>
           <w:p>
             <w:r>
-              <w:t>Conventional teaching grades by step off: 0 to 5 mm grade one, 5 to 10 mm grade two, more than 10 mm grade three.</w:t>
+              <w:t>Conventional teaching gives its share as about 95 per cent of the resistance to posterior translation at 90 degrees of flexion.</w:t>
             </w:r>
           </w:p>
         </w:tc>
@@ -5255,7 +5635,7 @@
           </w:tcPr>
           <w:p>
             <w:r>
-              <w:t>3.2.8-F5</w:t>
+              <w:t>3.2.8-F3</w:t>
             </w:r>
           </w:p>
         </w:tc>
@@ -5275,7 +5655,7 @@
           </w:tcPr>
           <w:p>
             <w:r>
-              <w:t>mrcs</w:t>
+              <w:t>medical_student</w:t>
             </w:r>
           </w:p>
         </w:tc>
@@ -5285,7 +5665,7 @@
           </w:tcPr>
           <w:p>
             <w:r>
-              <w:t>5 to 10 mm</w:t>
+              <w:t>10 mm</w:t>
             </w:r>
           </w:p>
         </w:tc>
@@ -5295,7 +5675,7 @@
           </w:tcPr>
           <w:p>
             <w:r>
-              <w:t>Conventional teaching grades by step off: 0 to 5 mm grade one, 5 to 10 mm grade two, more than 10 mm grade three.</w:t>
+              <w:t>Conventional teaching puts the normal step off at about 10 mm of tibia in front of the condyle at 90 degrees of flexion.</w:t>
             </w:r>
           </w:p>
         </w:tc>
@@ -5331,6 +5711,158 @@
           </w:tcPr>
           <w:p>
             <w:r>
+              <w:t>3.2.8-F4</w:t>
+            </w:r>
+          </w:p>
+        </w:tc>
+        <w:tc>
+          <w:tcPr>
+            <w:tcW w:type="dxa" w:w="706"/>
+          </w:tcPr>
+          <w:p>
+            <w:r>
+              <w:t>3.2.8</w:t>
+            </w:r>
+          </w:p>
+        </w:tc>
+        <w:tc>
+          <w:tcPr>
+            <w:tcW w:type="dxa" w:w="988"/>
+          </w:tcPr>
+          <w:p>
+            <w:r>
+              <w:t>mrcs</w:t>
+            </w:r>
+          </w:p>
+        </w:tc>
+        <w:tc>
+          <w:tcPr>
+            <w:tcW w:type="dxa" w:w="1693"/>
+          </w:tcPr>
+          <w:p>
+            <w:r>
+              <w:t>0 to 5 mm</w:t>
+            </w:r>
+          </w:p>
+        </w:tc>
+        <w:tc>
+          <w:tcPr>
+            <w:tcW w:type="dxa" w:w="4657"/>
+          </w:tcPr>
+          <w:p>
+            <w:r>
+              <w:t>Conventional teaching grades by step off: 0 to 5 mm grade one, 5 to 10 mm grade two, more than 10 mm grade three.</w:t>
+            </w:r>
+          </w:p>
+        </w:tc>
+        <w:tc>
+          <w:tcPr>
+            <w:tcW w:type="dxa" w:w="1270"/>
+          </w:tcPr>
+          <w:p>
+            <w:r/>
+          </w:p>
+        </w:tc>
+        <w:tc>
+          <w:tcPr>
+            <w:tcW w:type="dxa" w:w="1976"/>
+          </w:tcPr>
+          <w:p>
+            <w:r/>
+          </w:p>
+        </w:tc>
+        <w:tc>
+          <w:tcPr>
+            <w:tcW w:type="dxa" w:w="1835"/>
+          </w:tcPr>
+          <w:p>
+            <w:r/>
+          </w:p>
+        </w:tc>
+      </w:tr>
+      <w:tr>
+        <w:tc>
+          <w:tcPr>
+            <w:tcW w:type="dxa" w:w="988"/>
+          </w:tcPr>
+          <w:p>
+            <w:r>
+              <w:t>3.2.8-F5</w:t>
+            </w:r>
+          </w:p>
+        </w:tc>
+        <w:tc>
+          <w:tcPr>
+            <w:tcW w:type="dxa" w:w="706"/>
+          </w:tcPr>
+          <w:p>
+            <w:r>
+              <w:t>3.2.8</w:t>
+            </w:r>
+          </w:p>
+        </w:tc>
+        <w:tc>
+          <w:tcPr>
+            <w:tcW w:type="dxa" w:w="988"/>
+          </w:tcPr>
+          <w:p>
+            <w:r>
+              <w:t>mrcs</w:t>
+            </w:r>
+          </w:p>
+        </w:tc>
+        <w:tc>
+          <w:tcPr>
+            <w:tcW w:type="dxa" w:w="1693"/>
+          </w:tcPr>
+          <w:p>
+            <w:r>
+              <w:t>5 to 10 mm</w:t>
+            </w:r>
+          </w:p>
+        </w:tc>
+        <w:tc>
+          <w:tcPr>
+            <w:tcW w:type="dxa" w:w="4657"/>
+          </w:tcPr>
+          <w:p>
+            <w:r>
+              <w:t>Conventional teaching grades by step off: 0 to 5 mm grade one, 5 to 10 mm grade two, more than 10 mm grade three.</w:t>
+            </w:r>
+          </w:p>
+        </w:tc>
+        <w:tc>
+          <w:tcPr>
+            <w:tcW w:type="dxa" w:w="1270"/>
+          </w:tcPr>
+          <w:p>
+            <w:r/>
+          </w:p>
+        </w:tc>
+        <w:tc>
+          <w:tcPr>
+            <w:tcW w:type="dxa" w:w="1976"/>
+          </w:tcPr>
+          <w:p>
+            <w:r/>
+          </w:p>
+        </w:tc>
+        <w:tc>
+          <w:tcPr>
+            <w:tcW w:type="dxa" w:w="1835"/>
+          </w:tcPr>
+          <w:p>
+            <w:r/>
+          </w:p>
+        </w:tc>
+      </w:tr>
+      <w:tr>
+        <w:tc>
+          <w:tcPr>
+            <w:tcW w:type="dxa" w:w="988"/>
+          </w:tcPr>
+          <w:p>
+            <w:r>
               <w:t>3.2.8-F6</w:t>
             </w:r>
           </w:p>
@@ -5372,6 +5904,158 @@
           <w:p>
             <w:r>
               <w:t>- Conventional teaching grades by step off: 0 to 5, 5 to 10, and more than 10 mm.</w:t>
+            </w:r>
+          </w:p>
+        </w:tc>
+        <w:tc>
+          <w:tcPr>
+            <w:tcW w:type="dxa" w:w="1270"/>
+          </w:tcPr>
+          <w:p>
+            <w:r/>
+          </w:p>
+        </w:tc>
+        <w:tc>
+          <w:tcPr>
+            <w:tcW w:type="dxa" w:w="1976"/>
+          </w:tcPr>
+          <w:p>
+            <w:r/>
+          </w:p>
+        </w:tc>
+        <w:tc>
+          <w:tcPr>
+            <w:tcW w:type="dxa" w:w="1835"/>
+          </w:tcPr>
+          <w:p>
+            <w:r/>
+          </w:p>
+        </w:tc>
+      </w:tr>
+      <w:tr>
+        <w:tc>
+          <w:tcPr>
+            <w:tcW w:type="dxa" w:w="988"/>
+          </w:tcPr>
+          <w:p>
+            <w:r>
+              <w:t>3.2.9-F1</w:t>
+            </w:r>
+          </w:p>
+        </w:tc>
+        <w:tc>
+          <w:tcPr>
+            <w:tcW w:type="dxa" w:w="706"/>
+          </w:tcPr>
+          <w:p>
+            <w:r>
+              <w:t>3.2.9</w:t>
+            </w:r>
+          </w:p>
+        </w:tc>
+        <w:tc>
+          <w:tcPr>
+            <w:tcW w:type="dxa" w:w="988"/>
+          </w:tcPr>
+          <w:p>
+            <w:r>
+              <w:t>medical_student</w:t>
+            </w:r>
+          </w:p>
+        </w:tc>
+        <w:tc>
+          <w:tcPr>
+            <w:tcW w:type="dxa" w:w="1693"/>
+          </w:tcPr>
+          <w:p>
+            <w:r>
+              <w:t>one degree</w:t>
+            </w:r>
+          </w:p>
+        </w:tc>
+        <w:tc>
+          <w:tcPr>
+            <w:tcW w:type="dxa" w:w="4657"/>
+          </w:tcPr>
+          <w:p>
+            <w:r>
+              <w:t>Coupled motion means that moving a joint in one degree of freedom produces motion in another, without any separate effort to create it.</w:t>
+            </w:r>
+          </w:p>
+        </w:tc>
+        <w:tc>
+          <w:tcPr>
+            <w:tcW w:type="dxa" w:w="1270"/>
+          </w:tcPr>
+          <w:p>
+            <w:r/>
+          </w:p>
+        </w:tc>
+        <w:tc>
+          <w:tcPr>
+            <w:tcW w:type="dxa" w:w="1976"/>
+          </w:tcPr>
+          <w:p>
+            <w:r/>
+          </w:p>
+        </w:tc>
+        <w:tc>
+          <w:tcPr>
+            <w:tcW w:type="dxa" w:w="1835"/>
+          </w:tcPr>
+          <w:p>
+            <w:r/>
+          </w:p>
+        </w:tc>
+      </w:tr>
+      <w:tr>
+        <w:tc>
+          <w:tcPr>
+            <w:tcW w:type="dxa" w:w="988"/>
+          </w:tcPr>
+          <w:p>
+            <w:r>
+              <w:t>3.2.9-F2</w:t>
+            </w:r>
+          </w:p>
+        </w:tc>
+        <w:tc>
+          <w:tcPr>
+            <w:tcW w:type="dxa" w:w="706"/>
+          </w:tcPr>
+          <w:p>
+            <w:r>
+              <w:t>3.2.9</w:t>
+            </w:r>
+          </w:p>
+        </w:tc>
+        <w:tc>
+          <w:tcPr>
+            <w:tcW w:type="dxa" w:w="988"/>
+          </w:tcPr>
+          <w:p>
+            <w:r>
+              <w:t>medical_student</w:t>
+            </w:r>
+          </w:p>
+        </w:tc>
+        <w:tc>
+          <w:tcPr>
+            <w:tcW w:type="dxa" w:w="1693"/>
+          </w:tcPr>
+          <w:p>
+            <w:r>
+              <w:t>six degrees</w:t>
+            </w:r>
+          </w:p>
+        </w:tc>
+        <w:tc>
+          <w:tcPr>
+            <w:tcW w:type="dxa" w:w="4657"/>
+          </w:tcPr>
+          <w:p>
+            <w:r>
+              <w:t>The six degrees of freedom described in 3.2.1 are therefore a vocabulary rather than a list of independent movements.</w:t>
             </w:r>
           </w:p>
         </w:tc>
